--- a/32KP Konstrujuvannja program/6/KNT-122_Onyshchenko_Variant-19_PR6.docx
+++ b/32KP Konstrujuvannja program/6/KNT-122_Onyshchenko_Variant-19_PR6.docx
@@ -680,27 +680,21 @@
         <w:rPr>
           <w:lang w:val="uk-UA"/>
         </w:rPr>
-        <w:t>і шіснадцятковому поданні (16-річне число можна вивести у зворотньому порядку).</w:t>
-      </w:r>
-    </w:p>
-    <w:p>
-      <w:pPr>
-        <w:pStyle w:val="P1"/>
-        <w:rPr>
-          <w:lang w:val="uk-UA"/>
-        </w:rPr>
-      </w:pPr>
-      <w:r>
-        <w:rPr>
-          <w:lang w:val="uk-UA"/>
-        </w:rPr>
-        <w:t xml:space="preserve">3. </w:t>
-      </w:r>
-      <w:r>
-        <w:rPr>
-          <w:lang w:val="uk-UA"/>
-        </w:rPr>
-        <w:t>Написати 2 функції перетворення букв до верхнього й нижнього регістру (</w:t>
+        <w:t>і шістнадцятковому поданні (16-річне число можна вивести у зворотному порядку).</w:t>
+      </w:r>
+    </w:p>
+    <w:p>
+      <w:pPr>
+        <w:pStyle w:val="P1"/>
+        <w:rPr>
+          <w:lang w:val="uk-UA"/>
+        </w:rPr>
+      </w:pPr>
+      <w:r>
+        <w:rPr>
+          <w:lang w:val="uk-UA"/>
+        </w:rPr>
+        <w:t>3. Написати 2 функції перетворення букв до верхнього й нижнього регістру (</w:t>
       </w:r>
       <w:r>
         <w:rPr>
@@ -712,7 +706,7 @@
         <w:rPr>
           <w:lang w:val="uk-UA"/>
         </w:rPr>
-        <w:t>написати функцію, що викорстовує дві попередні, яка на вході приймає букву й повертає її в протилежному регістрі (тобто малу літеру робить прописною і навпаки).</w:t>
+        <w:t>написати функцію, що використовує дві попередні, яка на вході приймає букву й повертає її в протилежному регістрі (тобто малу літеру робить прописною і навпаки).</w:t>
       </w:r>
     </w:p>
     <w:p>
@@ -767,17 +761,7 @@
           <w:smallCaps w:val="false"/>
           <w:spacing w:val="0"/>
         </w:rPr>
-        <w:t>Використовуючи оператор switch, написати програму, що виводить на екран повідомлення о приналежності деякого значення k інтервалам (-10k, 5], [0, 10], [5, 15], [10, 10k]</w:t>
-      </w:r>
-      <w:r>
-        <w:rPr>
-          <w:b w:val="false"/>
-          <w:i w:val="false"/>
-          <w:caps w:val="false"/>
-          <w:smallCaps w:val="false"/>
-          <w:spacing w:val="0"/>
-        </w:rPr>
-        <w:t>.</w:t>
+        <w:t>Використовуючи оператор switch, написати програму, що виводить на екран повідомлення о приналежності деякого значення k інтервалам (-10k, 5], [0, 10], [5, 15], [10, 10k].</w:t>
       </w:r>
     </w:p>
     <w:p>
@@ -836,6 +820,116 @@
     <w:p>
       <w:pPr>
         <w:pStyle w:val="H1"/>
+        <w:rPr/>
+      </w:pPr>
+      <w:r>
+        <w:rPr/>
+        <w:t xml:space="preserve">Теорія </w:t>
+      </w:r>
+    </w:p>
+    <w:p>
+      <w:pPr>
+        <w:pStyle w:val="P1"/>
+        <w:rPr/>
+      </w:pPr>
+      <w:r>
+        <w:rPr/>
+      </w:r>
+    </w:p>
+    <w:p>
+      <w:pPr>
+        <w:pStyle w:val="P1"/>
+        <w:rPr/>
+      </w:pPr>
+      <w:r>
+        <w:rPr/>
+        <w:t xml:space="preserve">Тип </w:t>
+      </w:r>
+      <w:r>
+        <w:rPr>
+          <w:lang w:val="en-US"/>
+        </w:rPr>
+        <w:t xml:space="preserve">String </w:t>
+      </w:r>
+      <w:r>
+        <w:rPr>
+          <w:lang w:val="uk-UA"/>
+        </w:rPr>
+        <w:t xml:space="preserve">є рядком символів. Функція </w:t>
+      </w:r>
+      <w:r>
+        <w:rPr>
+          <w:lang w:val="en-US"/>
+        </w:rPr>
+        <w:t xml:space="preserve">Character.toUpperCase </w:t>
+      </w:r>
+      <w:r>
+        <w:rPr>
+          <w:lang w:val="uk-UA"/>
+        </w:rPr>
+        <w:t xml:space="preserve">переводить символ у верхній регістр. Функція </w:t>
+      </w:r>
+      <w:r>
+        <w:rPr>
+          <w:lang w:val="en-US"/>
+        </w:rPr>
+        <w:t xml:space="preserve">Character.toLowerCase </w:t>
+      </w:r>
+      <w:r>
+        <w:rPr>
+          <w:lang w:val="uk-UA"/>
+        </w:rPr>
+        <w:t xml:space="preserve">переводить символ у нижній регістр. Функція </w:t>
+      </w:r>
+      <w:r>
+        <w:rPr>
+          <w:lang w:val="en-US"/>
+        </w:rPr>
+        <w:t>String.valueof,</w:t>
+      </w:r>
+      <w:r>
+        <w:rPr>
+          <w:lang w:val="uk-UA"/>
+        </w:rPr>
+        <w:t xml:space="preserve"> якщо застосована до змінних різних типів, виводить їх значення як рядок. Функція </w:t>
+      </w:r>
+      <w:r>
+        <w:rPr>
+          <w:lang w:val="en-US"/>
+        </w:rPr>
+        <w:t xml:space="preserve">length, </w:t>
+      </w:r>
+      <w:r>
+        <w:rPr>
+          <w:lang w:val="uk-UA"/>
+        </w:rPr>
+        <w:t xml:space="preserve">застосована до рядку, виводить його довжину. Рядки можна з’єднувати оператором +. Символ рядку можна отримати за індексом. Функція </w:t>
+      </w:r>
+      <w:r>
+        <w:rPr>
+          <w:lang w:val="en-US"/>
+        </w:rPr>
+        <w:t xml:space="preserve">indexof </w:t>
+      </w:r>
+      <w:r>
+        <w:rPr>
+          <w:lang w:val="uk-UA"/>
+        </w:rPr>
+        <w:t>виводить перше знайдене значення в рядку.</w:t>
+      </w:r>
+    </w:p>
+    <w:p>
+      <w:pPr>
+        <w:pStyle w:val="P1"/>
+        <w:rPr/>
+      </w:pPr>
+      <w:r>
+        <w:rPr/>
+      </w:r>
+    </w:p>
+    <w:p>
+      <w:pPr>
+        <w:pStyle w:val="H1"/>
         <w:rPr>
           <w:color w:val="auto"/>
         </w:rPr>
@@ -850,479 +944,594 @@
     <w:p>
       <w:pPr>
         <w:pStyle w:val="H2"/>
-        <w:rPr>
-          <w:color w:val="auto"/>
-        </w:rPr>
-      </w:pPr>
-      <w:r>
-        <w:rPr>
-          <w:color w:val="auto"/>
-        </w:rPr>
-        <w:t>Клас циліндру</w:t>
-      </w:r>
-    </w:p>
-    <w:p>
-      <w:pPr>
-        <w:pStyle w:val="P1"/>
-        <w:rPr/>
-      </w:pPr>
-      <w:r>
-        <w:rPr/>
-      </w:r>
-    </w:p>
-    <w:p>
-      <w:pPr>
-        <w:pStyle w:val="Code"/>
-        <w:rPr/>
-      </w:pPr>
-      <w:r>
-        <w:rPr/>
-        <w:t>public class Cylinder {</w:t>
-      </w:r>
-    </w:p>
-    <w:p>
-      <w:pPr>
-        <w:pStyle w:val="Code"/>
-        <w:rPr/>
-      </w:pPr>
-      <w:r>
-        <w:rPr/>
-        <w:t>  </w:t>
-      </w:r>
-      <w:r>
-        <w:rPr/>
-        <w:t>private int radius;</w:t>
-      </w:r>
-    </w:p>
-    <w:p>
-      <w:pPr>
-        <w:pStyle w:val="Code"/>
-        <w:rPr/>
-      </w:pPr>
-      <w:r>
-        <w:rPr/>
-        <w:t>  </w:t>
-      </w:r>
-      <w:r>
-        <w:rPr/>
-        <w:t>private int height;</w:t>
-      </w:r>
-    </w:p>
-    <w:p>
-      <w:pPr>
-        <w:pStyle w:val="Code"/>
-        <w:rPr/>
-      </w:pPr>
-      <w:r>
-        <w:rPr/>
-        <w:br/>
-      </w:r>
-    </w:p>
-    <w:p>
-      <w:pPr>
-        <w:pStyle w:val="Code"/>
-        <w:rPr/>
-      </w:pPr>
-      <w:r>
-        <w:rPr/>
-        <w:t>  </w:t>
-      </w:r>
-      <w:r>
-        <w:rPr/>
-        <w:t>public Cylinder(int var1, int var2) {</w:t>
-      </w:r>
-    </w:p>
-    <w:p>
-      <w:pPr>
-        <w:pStyle w:val="Code"/>
-        <w:rPr/>
-      </w:pPr>
-      <w:r>
-        <w:rPr/>
-        <w:t>   </w:t>
-      </w:r>
-      <w:r>
-        <w:rPr/>
-        <w:t>this.radius = var1;</w:t>
-      </w:r>
-    </w:p>
-    <w:p>
-      <w:pPr>
-        <w:pStyle w:val="Code"/>
-        <w:rPr/>
-      </w:pPr>
-      <w:r>
-        <w:rPr/>
-        <w:t>   </w:t>
-      </w:r>
-      <w:r>
-        <w:rPr/>
-        <w:t>this.height = var2;</w:t>
-      </w:r>
-    </w:p>
-    <w:p>
-      <w:pPr>
-        <w:pStyle w:val="Code"/>
-        <w:rPr/>
-      </w:pPr>
-      <w:r>
-        <w:rPr/>
-        <w:t>  </w:t>
-      </w:r>
-      <w:r>
-        <w:rPr/>
+        <w:rPr/>
+      </w:pPr>
+      <w:r>
+        <w:rPr/>
+        <w:t>Загальне</w:t>
+      </w:r>
+    </w:p>
+    <w:p>
+      <w:pPr>
+        <w:pStyle w:val="P1"/>
+        <w:rPr/>
+      </w:pPr>
+      <w:r>
+        <w:rPr/>
+      </w:r>
+    </w:p>
+    <w:p>
+      <w:pPr>
+        <w:pStyle w:val="Code"/>
+        <w:rPr>
+          <w:rFonts w:ascii="Courier New" w:hAnsi="Courier New"/>
+          <w:color w:val="auto"/>
+        </w:rPr>
+      </w:pPr>
+      <w:r>
+        <w:rPr>
+          <w:color w:val="auto"/>
+        </w:rPr>
+        <w:t>public class Code {</w:t>
+      </w:r>
+    </w:p>
+    <w:p>
+      <w:pPr>
+        <w:pStyle w:val="Code"/>
+        <w:rPr>
+          <w:rFonts w:ascii="Courier New" w:hAnsi="Courier New"/>
+          <w:color w:val="auto"/>
+        </w:rPr>
+      </w:pPr>
+      <w:r>
+        <w:rPr>
+          <w:color w:val="auto"/>
+        </w:rPr>
+        <w:t xml:space="preserve">    </w:t>
+      </w:r>
+      <w:r>
+        <w:rPr>
+          <w:b w:val="false"/>
+          <w:color w:val="auto"/>
+          <w:sz w:val="21"/>
+        </w:rPr>
+        <w:t>static char upper(char givenCharacter) {</w:t>
+      </w:r>
+    </w:p>
+    <w:p>
+      <w:pPr>
+        <w:pStyle w:val="Code"/>
+        <w:rPr>
+          <w:rFonts w:ascii="Courier New" w:hAnsi="Courier New"/>
+          <w:color w:val="auto"/>
+        </w:rPr>
+      </w:pPr>
+      <w:r>
+        <w:rPr>
+          <w:color w:val="auto"/>
+        </w:rPr>
+        <w:t xml:space="preserve">        </w:t>
+      </w:r>
+      <w:r>
+        <w:rPr>
+          <w:b w:val="false"/>
+          <w:color w:val="auto"/>
+          <w:sz w:val="21"/>
+        </w:rPr>
+        <w:t>return Character.toUpperCase(givenCharacter);</w:t>
+      </w:r>
+    </w:p>
+    <w:p>
+      <w:pPr>
+        <w:pStyle w:val="Code"/>
+        <w:rPr>
+          <w:rFonts w:ascii="Courier New" w:hAnsi="Courier New"/>
+          <w:color w:val="auto"/>
+        </w:rPr>
+      </w:pPr>
+      <w:r>
+        <w:rPr>
+          <w:color w:val="auto"/>
+        </w:rPr>
+        <w:t xml:space="preserve">    </w:t>
+      </w:r>
+      <w:r>
+        <w:rPr>
+          <w:b w:val="false"/>
+          <w:color w:val="auto"/>
+          <w:sz w:val="21"/>
+        </w:rPr>
         <w:t>}</w:t>
       </w:r>
     </w:p>
     <w:p>
       <w:pPr>
         <w:pStyle w:val="Code"/>
-        <w:rPr/>
-      </w:pPr>
-      <w:r>
-        <w:rPr/>
-        <w:br/>
-      </w:r>
-    </w:p>
-    <w:p>
-      <w:pPr>
-        <w:pStyle w:val="Code"/>
-        <w:rPr/>
-      </w:pPr>
-      <w:r>
-        <w:rPr/>
-        <w:t>  </w:t>
-      </w:r>
-      <w:r>
-        <w:rPr/>
-        <w:t>public double area() {</w:t>
-      </w:r>
-    </w:p>
-    <w:p>
-      <w:pPr>
-        <w:pStyle w:val="Code"/>
-        <w:rPr/>
-      </w:pPr>
-      <w:r>
-        <w:rPr/>
-        <w:t>   </w:t>
-      </w:r>
-      <w:r>
-        <w:rPr/>
-        <w:t>double var1 = 6.283185307179586D * Math.pow((double)this.radius, 2.0D);</w:t>
-      </w:r>
-    </w:p>
-    <w:p>
-      <w:pPr>
-        <w:pStyle w:val="Code"/>
-        <w:rPr/>
-      </w:pPr>
-      <w:r>
-        <w:rPr/>
-        <w:t>   </w:t>
-      </w:r>
-      <w:r>
-        <w:rPr/>
-        <w:t>double var3 = 6.283185307179586D * (double)this.radius * (double)this.height;</w:t>
-      </w:r>
-    </w:p>
-    <w:p>
-      <w:pPr>
-        <w:pStyle w:val="Code"/>
-        <w:rPr/>
-      </w:pPr>
-      <w:r>
-        <w:rPr/>
-        <w:t>   </w:t>
-      </w:r>
-      <w:r>
-        <w:rPr/>
-        <w:t>return var1 + var3;</w:t>
-      </w:r>
-    </w:p>
-    <w:p>
-      <w:pPr>
-        <w:pStyle w:val="Code"/>
-        <w:rPr/>
-      </w:pPr>
-      <w:r>
-        <w:rPr/>
-        <w:t>  </w:t>
-      </w:r>
-      <w:r>
-        <w:rPr/>
+        <w:rPr>
+          <w:rFonts w:ascii="Courier New" w:hAnsi="Courier New"/>
+          <w:color w:val="auto"/>
+        </w:rPr>
+      </w:pPr>
+      <w:r>
+        <w:rPr>
+          <w:color w:val="auto"/>
+        </w:rPr>
+      </w:r>
+    </w:p>
+    <w:p>
+      <w:pPr>
+        <w:pStyle w:val="Code"/>
+        <w:rPr>
+          <w:rFonts w:ascii="Courier New" w:hAnsi="Courier New"/>
+          <w:color w:val="auto"/>
+        </w:rPr>
+      </w:pPr>
+      <w:r>
+        <w:rPr>
+          <w:color w:val="auto"/>
+        </w:rPr>
+        <w:t xml:space="preserve">    </w:t>
+      </w:r>
+      <w:r>
+        <w:rPr>
+          <w:b w:val="false"/>
+          <w:color w:val="auto"/>
+          <w:sz w:val="21"/>
+        </w:rPr>
+        <w:t>static char lower(char givenCharacter) {</w:t>
+      </w:r>
+    </w:p>
+    <w:p>
+      <w:pPr>
+        <w:pStyle w:val="Code"/>
+        <w:rPr>
+          <w:rFonts w:ascii="Courier New" w:hAnsi="Courier New"/>
+          <w:color w:val="auto"/>
+        </w:rPr>
+      </w:pPr>
+      <w:r>
+        <w:rPr>
+          <w:color w:val="auto"/>
+        </w:rPr>
+        <w:t xml:space="preserve">        </w:t>
+      </w:r>
+      <w:r>
+        <w:rPr>
+          <w:b w:val="false"/>
+          <w:color w:val="auto"/>
+          <w:sz w:val="21"/>
+        </w:rPr>
+        <w:t>return Character.toLowerCase(givenCharacter);</w:t>
+      </w:r>
+    </w:p>
+    <w:p>
+      <w:pPr>
+        <w:pStyle w:val="Code"/>
+        <w:rPr>
+          <w:rFonts w:ascii="Courier New" w:hAnsi="Courier New"/>
+          <w:color w:val="auto"/>
+        </w:rPr>
+      </w:pPr>
+      <w:r>
+        <w:rPr>
+          <w:color w:val="auto"/>
+        </w:rPr>
+        <w:t xml:space="preserve">    </w:t>
+      </w:r>
+      <w:r>
+        <w:rPr>
+          <w:b w:val="false"/>
+          <w:color w:val="auto"/>
+          <w:sz w:val="21"/>
+        </w:rPr>
         <w:t>}</w:t>
       </w:r>
     </w:p>
     <w:p>
       <w:pPr>
         <w:pStyle w:val="Code"/>
-        <w:rPr/>
-      </w:pPr>
-      <w:r>
-        <w:rPr/>
-        <w:br/>
-      </w:r>
-    </w:p>
-    <w:p>
-      <w:pPr>
-        <w:pStyle w:val="Code"/>
-        <w:rPr/>
-      </w:pPr>
-      <w:r>
-        <w:rPr/>
-        <w:t>  </w:t>
-      </w:r>
-      <w:r>
-        <w:rPr/>
-        <w:t>public double volume() {</w:t>
-      </w:r>
-    </w:p>
-    <w:p>
-      <w:pPr>
-        <w:pStyle w:val="Code"/>
-        <w:rPr/>
-      </w:pPr>
-      <w:r>
-        <w:rPr/>
-        <w:t>   </w:t>
-      </w:r>
-      <w:r>
-        <w:rPr/>
-        <w:t>return 3.141592653589793D * Math.pow((double)this.radius, 2.0D) * (double)this.height;</w:t>
-      </w:r>
-    </w:p>
-    <w:p>
-      <w:pPr>
-        <w:pStyle w:val="Code"/>
-        <w:rPr/>
-      </w:pPr>
-      <w:r>
-        <w:rPr/>
-        <w:t>  </w:t>
-      </w:r>
-      <w:r>
-        <w:rPr/>
+        <w:rPr>
+          <w:rFonts w:ascii="Courier New" w:hAnsi="Courier New"/>
+          <w:color w:val="auto"/>
+        </w:rPr>
+      </w:pPr>
+      <w:r>
+        <w:rPr>
+          <w:color w:val="auto"/>
+        </w:rPr>
+      </w:r>
+    </w:p>
+    <w:p>
+      <w:pPr>
+        <w:pStyle w:val="Code"/>
+        <w:rPr>
+          <w:rFonts w:ascii="Courier New" w:hAnsi="Courier New"/>
+          <w:color w:val="auto"/>
+        </w:rPr>
+      </w:pPr>
+      <w:r>
+        <w:rPr>
+          <w:color w:val="auto"/>
+        </w:rPr>
+        <w:t xml:space="preserve">    </w:t>
+      </w:r>
+      <w:r>
+        <w:rPr>
+          <w:b w:val="false"/>
+          <w:color w:val="auto"/>
+          <w:sz w:val="21"/>
+        </w:rPr>
+        <w:t>static char convert(char givenCharacter) {</w:t>
+      </w:r>
+    </w:p>
+    <w:p>
+      <w:pPr>
+        <w:pStyle w:val="Code"/>
+        <w:rPr>
+          <w:rFonts w:ascii="Courier New" w:hAnsi="Courier New"/>
+          <w:color w:val="auto"/>
+        </w:rPr>
+      </w:pPr>
+      <w:r>
+        <w:rPr>
+          <w:color w:val="auto"/>
+        </w:rPr>
+        <w:t xml:space="preserve">        </w:t>
+      </w:r>
+      <w:r>
+        <w:rPr>
+          <w:b w:val="false"/>
+          <w:color w:val="auto"/>
+          <w:sz w:val="21"/>
+        </w:rPr>
+        <w:t>return givenCharacter == lower(givenCharacter) ? upper(givenCharacter) : lower(givenCharacter);</w:t>
+      </w:r>
+    </w:p>
+    <w:p>
+      <w:pPr>
+        <w:pStyle w:val="Code"/>
+        <w:rPr>
+          <w:rFonts w:ascii="Courier New" w:hAnsi="Courier New"/>
+          <w:color w:val="auto"/>
+        </w:rPr>
+      </w:pPr>
+      <w:r>
+        <w:rPr>
+          <w:color w:val="auto"/>
+        </w:rPr>
+        <w:t xml:space="preserve">    </w:t>
+      </w:r>
+      <w:r>
+        <w:rPr>
+          <w:b w:val="false"/>
+          <w:color w:val="auto"/>
+          <w:sz w:val="21"/>
+        </w:rPr>
         <w:t>}</w:t>
       </w:r>
     </w:p>
     <w:p>
       <w:pPr>
         <w:pStyle w:val="Code"/>
-        <w:rPr/>
-      </w:pPr>
-      <w:r>
-        <w:rPr/>
+        <w:rPr>
+          <w:rFonts w:ascii="Courier New" w:hAnsi="Courier New"/>
+          <w:color w:val="auto"/>
+        </w:rPr>
+      </w:pPr>
+      <w:r>
+        <w:rPr>
+          <w:color w:val="auto"/>
+        </w:rPr>
+      </w:r>
+    </w:p>
+    <w:p>
+      <w:pPr>
+        <w:pStyle w:val="Code"/>
+        <w:rPr>
+          <w:rFonts w:ascii="Courier New" w:hAnsi="Courier New"/>
+          <w:color w:val="auto"/>
+        </w:rPr>
+      </w:pPr>
+      <w:r>
+        <w:rPr>
+          <w:color w:val="auto"/>
+        </w:rPr>
+        <w:t xml:space="preserve">    </w:t>
+      </w:r>
+      <w:r>
+        <w:rPr>
+          <w:b w:val="false"/>
+          <w:color w:val="auto"/>
+          <w:sz w:val="21"/>
+        </w:rPr>
+        <w:t>public static void main(String[] args) {</w:t>
+      </w:r>
+    </w:p>
+    <w:p>
+      <w:pPr>
+        <w:pStyle w:val="Code"/>
+        <w:rPr>
+          <w:rFonts w:ascii="Courier New" w:hAnsi="Courier New"/>
+          <w:color w:val="auto"/>
+        </w:rPr>
+      </w:pPr>
+      <w:r>
+        <w:rPr>
+          <w:color w:val="auto"/>
+        </w:rPr>
+        <w:t xml:space="preserve">        </w:t>
+      </w:r>
+      <w:r>
+        <w:rPr>
+          <w:b w:val="false"/>
+          <w:color w:val="auto"/>
+          <w:sz w:val="21"/>
+        </w:rPr>
+        <w:t>PrintStream out = new PrintStream(System.out, true, StandardCharsets.UTF_8);</w:t>
+      </w:r>
+    </w:p>
+    <w:p>
+      <w:pPr>
+        <w:pStyle w:val="Code"/>
+        <w:rPr>
+          <w:rFonts w:ascii="Courier New" w:hAnsi="Courier New"/>
+          <w:color w:val="auto"/>
+        </w:rPr>
+      </w:pPr>
+      <w:r>
+        <w:rPr>
+          <w:color w:val="auto"/>
+        </w:rPr>
+      </w:r>
+    </w:p>
+    <w:p>
+      <w:pPr>
+        <w:pStyle w:val="Code"/>
+        <w:rPr>
+          <w:rFonts w:ascii="Courier New" w:hAnsi="Courier New"/>
+          <w:color w:val="auto"/>
+        </w:rPr>
+      </w:pPr>
+      <w:r>
+        <w:rPr>
+          <w:color w:val="auto"/>
+        </w:rPr>
+        <w:t xml:space="preserve">        </w:t>
+      </w:r>
+      <w:r>
+        <w:rPr>
+          <w:b w:val="false"/>
+          <w:color w:val="auto"/>
+          <w:sz w:val="21"/>
+        </w:rPr>
+        <w:t>char[] alphabet = { 'А', 'Б', 'В', 'Г', 'Ґ', 'Д', 'Е', 'Є', 'Ж', 'З', 'И', 'І', 'Ї', 'Й', 'К', 'Л', 'М', 'Н',</w:t>
+      </w:r>
+    </w:p>
+    <w:p>
+      <w:pPr>
+        <w:pStyle w:val="Code"/>
+        <w:rPr>
+          <w:rFonts w:ascii="Courier New" w:hAnsi="Courier New"/>
+          <w:color w:val="auto"/>
+        </w:rPr>
+      </w:pPr>
+      <w:r>
+        <w:rPr>
+          <w:color w:val="auto"/>
+        </w:rPr>
+        <w:t xml:space="preserve">                </w:t>
+      </w:r>
+      <w:r>
+        <w:rPr>
+          <w:b w:val="false"/>
+          <w:color w:val="auto"/>
+          <w:sz w:val="21"/>
+        </w:rPr>
+        <w:t>'О', 'П', 'Р', 'С', 'Т', 'У', 'Ф', 'Х', 'Ц', 'Ч', 'Ш', 'Щ', 'Ь', 'Ю', 'Я' };</w:t>
+      </w:r>
+    </w:p>
+    <w:p>
+      <w:pPr>
+        <w:pStyle w:val="Code"/>
+        <w:rPr>
+          <w:rFonts w:ascii="Courier New" w:hAnsi="Courier New"/>
+          <w:color w:val="auto"/>
+        </w:rPr>
+      </w:pPr>
+      <w:r>
+        <w:rPr>
+          <w:color w:val="auto"/>
+        </w:rPr>
+        <w:t xml:space="preserve">        </w:t>
+      </w:r>
+      <w:r>
+        <w:rPr>
+          <w:b w:val="false"/>
+          <w:color w:val="auto"/>
+          <w:sz w:val="21"/>
+        </w:rPr>
+        <w:t>String alphabetString = new String(alphabet);</w:t>
+      </w:r>
+    </w:p>
+    <w:p>
+      <w:pPr>
+        <w:pStyle w:val="Code"/>
+        <w:rPr>
+          <w:rFonts w:ascii="Courier New" w:hAnsi="Courier New"/>
+          <w:color w:val="auto"/>
+        </w:rPr>
+      </w:pPr>
+      <w:r>
+        <w:rPr>
+          <w:color w:val="auto"/>
+        </w:rPr>
+        <w:t xml:space="preserve">        </w:t>
+      </w:r>
+      <w:r>
+        <w:rPr>
+          <w:b w:val="false"/>
+          <w:color w:val="auto"/>
+          <w:sz w:val="21"/>
+        </w:rPr>
+        <w:t>out.println(alphabetString + ", кількість: " + alphabetString.length());</w:t>
+      </w:r>
+    </w:p>
+    <w:p>
+      <w:pPr>
+        <w:pStyle w:val="Code"/>
+        <w:rPr>
+          <w:rFonts w:ascii="Courier New" w:hAnsi="Courier New"/>
+          <w:color w:val="auto"/>
+        </w:rPr>
+      </w:pPr>
+      <w:r>
+        <w:rPr>
+          <w:color w:val="auto"/>
+        </w:rPr>
+        <w:t xml:space="preserve">        </w:t>
+      </w:r>
+      <w:r>
+        <w:rPr>
+          <w:b w:val="false"/>
+          <w:color w:val="auto"/>
+          <w:sz w:val="21"/>
+        </w:rPr>
+        <w:t>for (int i = 0; i &lt; alphabet.length; i++) {</w:t>
+      </w:r>
+    </w:p>
+    <w:p>
+      <w:pPr>
+        <w:pStyle w:val="Code"/>
+        <w:rPr>
+          <w:rFonts w:ascii="Courier New" w:hAnsi="Courier New"/>
+          <w:color w:val="auto"/>
+        </w:rPr>
+      </w:pPr>
+      <w:r>
+        <w:rPr>
+          <w:color w:val="auto"/>
+        </w:rPr>
+        <w:t xml:space="preserve">            </w:t>
+      </w:r>
+      <w:r>
+        <w:rPr>
+          <w:b w:val="false"/>
+          <w:color w:val="auto"/>
+          <w:sz w:val="21"/>
+        </w:rPr>
+        <w:t>char letter = alphabet[i];</w:t>
+      </w:r>
+    </w:p>
+    <w:p>
+      <w:pPr>
+        <w:pStyle w:val="Code"/>
+        <w:rPr>
+          <w:rFonts w:ascii="Courier New" w:hAnsi="Courier New"/>
+          <w:color w:val="auto"/>
+        </w:rPr>
+      </w:pPr>
+      <w:r>
+        <w:rPr>
+          <w:color w:val="auto"/>
+        </w:rPr>
+        <w:t xml:space="preserve">            </w:t>
+      </w:r>
+      <w:r>
+        <w:rPr>
+          <w:b w:val="false"/>
+          <w:color w:val="auto"/>
+          <w:sz w:val="21"/>
+        </w:rPr>
+        <w:t>out.println(letter + ": \\u" + Integer.toHexString(letter | 0x10000).substring(1) + ", decimal: "</w:t>
+      </w:r>
+    </w:p>
+    <w:p>
+      <w:pPr>
+        <w:pStyle w:val="Code"/>
+        <w:rPr>
+          <w:rFonts w:ascii="Courier New" w:hAnsi="Courier New"/>
+          <w:color w:val="auto"/>
+        </w:rPr>
+      </w:pPr>
+      <w:r>
+        <w:rPr>
+          <w:color w:val="auto"/>
+        </w:rPr>
+        <w:t xml:space="preserve">                    </w:t>
+      </w:r>
+      <w:r>
+        <w:rPr>
+          <w:b w:val="false"/>
+          <w:color w:val="auto"/>
+          <w:sz w:val="21"/>
+        </w:rPr>
+        <w:t>+ Character.codePointAt(alphabet, i) + ", converted: " + convert(letter));</w:t>
+      </w:r>
+    </w:p>
+    <w:p>
+      <w:pPr>
+        <w:pStyle w:val="Code"/>
+        <w:rPr>
+          <w:rFonts w:ascii="Courier New" w:hAnsi="Courier New"/>
+          <w:color w:val="auto"/>
+        </w:rPr>
+      </w:pPr>
+      <w:r>
+        <w:rPr>
+          <w:color w:val="auto"/>
+        </w:rPr>
+        <w:t xml:space="preserve">        </w:t>
+      </w:r>
+      <w:r>
+        <w:rPr>
+          <w:b w:val="false"/>
+          <w:color w:val="auto"/>
+          <w:sz w:val="21"/>
+        </w:rPr>
         <w:t>}</w:t>
       </w:r>
     </w:p>
     <w:p>
       <w:pPr>
-        <w:pStyle w:val="Normal"/>
-        <w:pBdr/>
-        <w:spacing w:lineRule="atLeast" w:line="380"/>
-        <w:rPr>
-          <w:rFonts w:ascii="Consolas" w:hAnsi="Consolas"/>
-          <w:sz w:val="21"/>
-          <w:shd w:fill="FFFFFF" w:val="clear"/>
-        </w:rPr>
-      </w:pPr>
-      <w:r>
-        <w:rPr>
-          <w:rFonts w:ascii="Consolas" w:hAnsi="Consolas"/>
-          <w:sz w:val="21"/>
-          <w:shd w:fill="FFFFFF" w:val="clear"/>
-        </w:rPr>
-      </w:r>
-    </w:p>
-    <w:p>
-      <w:pPr>
-        <w:pStyle w:val="P1"/>
-        <w:rPr/>
-      </w:pPr>
-      <w:r>
-        <w:rPr/>
-        <w:t>Приклад використання:</w:t>
-      </w:r>
-    </w:p>
-    <w:p>
-      <w:pPr>
-        <w:pStyle w:val="P1"/>
-        <w:rPr/>
-      </w:pPr>
-      <w:r>
-        <w:rPr/>
-      </w:r>
-    </w:p>
-    <w:p>
-      <w:pPr>
-        <w:pStyle w:val="Code"/>
-        <w:rPr/>
-      </w:pPr>
-      <w:r>
-        <w:rPr/>
-        <w:t>public class a {</w:t>
-      </w:r>
-    </w:p>
-    <w:p>
-      <w:pPr>
-        <w:pStyle w:val="Code"/>
-        <w:rPr/>
-      </w:pPr>
-      <w:r>
-        <w:rPr/>
-        <w:t> </w:t>
-      </w:r>
-      <w:r>
-        <w:rPr/>
-        <w:t>public static void main(String[] args) {</w:t>
-      </w:r>
-    </w:p>
-    <w:p>
-      <w:pPr>
-        <w:pStyle w:val="Code"/>
-        <w:rPr/>
-      </w:pPr>
-      <w:r>
-        <w:rPr/>
-        <w:t>  </w:t>
-      </w:r>
-      <w:r>
-        <w:rPr/>
-        <w:t>int radius = 3;</w:t>
-      </w:r>
-    </w:p>
-    <w:p>
-      <w:pPr>
-        <w:pStyle w:val="Code"/>
-        <w:rPr/>
-      </w:pPr>
-      <w:r>
-        <w:rPr/>
-        <w:t>  </w:t>
-      </w:r>
-      <w:r>
-        <w:rPr/>
-        <w:t>int height = 5;</w:t>
-      </w:r>
-    </w:p>
-    <w:p>
-      <w:pPr>
-        <w:pStyle w:val="Code"/>
-        <w:rPr/>
-      </w:pPr>
-      <w:r>
-        <w:rPr/>
-        <w:t>  </w:t>
-      </w:r>
-      <w:r>
-        <w:rPr/>
-        <w:t>Cylinder cylinder = new Cylinder(radius, height);</w:t>
-      </w:r>
-    </w:p>
-    <w:p>
-      <w:pPr>
-        <w:pStyle w:val="Code"/>
-        <w:rPr/>
-      </w:pPr>
-      <w:r>
-        <w:rPr/>
-        <w:br/>
-      </w:r>
-    </w:p>
-    <w:p>
-      <w:pPr>
-        <w:pStyle w:val="Code"/>
-        <w:rPr/>
-      </w:pPr>
-      <w:r>
-        <w:rPr/>
-        <w:t>  </w:t>
-      </w:r>
-      <w:r>
-        <w:rPr/>
-        <w:t>double area = cylinder.area();</w:t>
-      </w:r>
-    </w:p>
-    <w:p>
-      <w:pPr>
-        <w:pStyle w:val="Code"/>
-        <w:rPr/>
-      </w:pPr>
-      <w:r>
-        <w:rPr/>
-        <w:t>  </w:t>
-      </w:r>
-      <w:r>
-        <w:rPr/>
-        <w:t>double volume = cylinder.volume();</w:t>
-      </w:r>
-    </w:p>
-    <w:p>
-      <w:pPr>
-        <w:pStyle w:val="Code"/>
-        <w:rPr/>
-      </w:pPr>
-      <w:r>
-        <w:rPr/>
-        <w:br/>
-      </w:r>
-    </w:p>
-    <w:p>
-      <w:pPr>
-        <w:pStyle w:val="Code"/>
-        <w:rPr/>
-      </w:pPr>
-      <w:r>
-        <w:rPr/>
-        <w:t>  </w:t>
-      </w:r>
-      <w:r>
-        <w:rPr/>
-        <w:t>System.out.println("Area: " + area);</w:t>
-      </w:r>
-    </w:p>
-    <w:p>
-      <w:pPr>
-        <w:pStyle w:val="Code"/>
-        <w:rPr/>
-      </w:pPr>
-      <w:r>
-        <w:rPr/>
-        <w:t>  </w:t>
-      </w:r>
-      <w:r>
-        <w:rPr/>
-        <w:t>System.out.println("Volume: " + volume);</w:t>
-      </w:r>
-    </w:p>
-    <w:p>
-      <w:pPr>
-        <w:pStyle w:val="Code"/>
-        <w:rPr/>
-      </w:pPr>
-      <w:r>
-        <w:rPr/>
-        <w:t> </w:t>
-      </w:r>
-      <w:r>
-        <w:rPr/>
+        <w:pStyle w:val="Code"/>
+        <w:rPr>
+          <w:rFonts w:ascii="Courier New" w:hAnsi="Courier New"/>
+          <w:color w:val="auto"/>
+        </w:rPr>
+      </w:pPr>
+      <w:r>
+        <w:rPr>
+          <w:color w:val="auto"/>
+        </w:rPr>
+        <w:t xml:space="preserve">    </w:t>
+      </w:r>
+      <w:r>
+        <w:rPr>
+          <w:b w:val="false"/>
+          <w:color w:val="auto"/>
+          <w:sz w:val="21"/>
+        </w:rPr>
         <w:t>}</w:t>
       </w:r>
     </w:p>
     <w:p>
       <w:pPr>
         <w:pStyle w:val="Code"/>
-        <w:rPr/>
-      </w:pPr>
-      <w:r>
-        <w:rPr/>
+        <w:rPr>
+          <w:rFonts w:ascii="Courier New" w:hAnsi="Courier New"/>
+          <w:color w:val="auto"/>
+        </w:rPr>
+      </w:pPr>
+      <w:r>
+        <w:rPr>
+          <w:color w:val="auto"/>
+        </w:rPr>
         <w:t>}</w:t>
       </w:r>
     </w:p>
     <w:p>
       <w:pPr>
-        <w:pStyle w:val="Code"/>
+        <w:pStyle w:val="IMG1"/>
         <w:rPr/>
       </w:pPr>
       <w:r>
@@ -1338,9 +1547,9 @@
         <w:rPr/>
         <w:drawing>
           <wp:inline distT="0" distB="0" distL="0" distR="0">
-            <wp:extent cx="1955800" cy="292100"/>
+            <wp:extent cx="3902075" cy="6120765"/>
             <wp:effectExtent l="0" t="0" r="0" b="0"/>
-            <wp:docPr id="1" name="Зображення1" descr=""/>
+            <wp:docPr id="1" name="Зображення2" descr=""/>
             <wp:cNvGraphicFramePr>
               <a:graphicFrameLocks xmlns:a="http://schemas.openxmlformats.org/drawingml/2006/main" noChangeAspect="1"/>
             </wp:cNvGraphicFramePr>
@@ -1348,7 +1557,7 @@
               <a:graphicData uri="http://schemas.openxmlformats.org/drawingml/2006/picture">
                 <pic:pic xmlns:pic="http://schemas.openxmlformats.org/drawingml/2006/picture">
                   <pic:nvPicPr>
-                    <pic:cNvPr id="1" name="Зображення1" descr=""/>
+                    <pic:cNvPr id="1" name="Зображення2" descr=""/>
                     <pic:cNvPicPr>
                       <a:picLocks noChangeAspect="1" noChangeArrowheads="1"/>
                     </pic:cNvPicPr>
@@ -1362,7 +1571,7 @@
                   <pic:spPr bwMode="auto">
                     <a:xfrm>
                       <a:off x="0" y="0"/>
-                      <a:ext cx="1955800" cy="292100"/>
+                      <a:ext cx="3902075" cy="6120765"/>
                     </a:xfrm>
                     <a:prstGeom prst="rect">
                       <a:avLst/>
@@ -1383,452 +1592,715 @@
       </w:pPr>
       <w:r>
         <w:rPr/>
-        <w:t>Рисунок 1.1 - Результати прикладу</w:t>
-      </w:r>
-    </w:p>
-    <w:p>
-      <w:pPr>
-        <w:pStyle w:val="IMG1"/>
-        <w:rPr/>
-      </w:pPr>
-      <w:r>
-        <w:rPr/>
+        <w:t>Рисунок 1.1 — Результати виконання</w:t>
+      </w:r>
+    </w:p>
+    <w:p>
+      <w:pPr>
+        <w:pStyle w:val="P1"/>
+        <w:rPr>
+          <w:lang w:val="uk-UA"/>
+        </w:rPr>
+      </w:pPr>
+      <w:r>
+        <w:rPr>
+          <w:lang w:val="uk-UA"/>
+        </w:rPr>
       </w:r>
     </w:p>
     <w:p>
       <w:pPr>
         <w:pStyle w:val="H2"/>
-        <w:rPr>
-          <w:color w:val="auto"/>
-        </w:rPr>
-      </w:pPr>
-      <w:r>
-        <w:rPr>
-          <w:color w:val="auto"/>
-        </w:rPr>
-        <w:t>Клас тетраедеру</w:t>
-      </w:r>
-    </w:p>
-    <w:p>
-      <w:pPr>
-        <w:pStyle w:val="P1"/>
-        <w:rPr/>
-      </w:pPr>
-      <w:r>
-        <w:rPr/>
-      </w:r>
-    </w:p>
-    <w:p>
-      <w:pPr>
-        <w:pStyle w:val="Code"/>
-        <w:rPr/>
-      </w:pPr>
-      <w:r>
-        <w:rPr/>
-        <w:t>public class Tetrahedron {</w:t>
-      </w:r>
-    </w:p>
-    <w:p>
-      <w:pPr>
-        <w:pStyle w:val="Code"/>
-        <w:rPr/>
-      </w:pPr>
-      <w:r>
-        <w:rPr/>
-        <w:t> </w:t>
-      </w:r>
-      <w:r>
-        <w:rPr/>
-        <w:t>private int _edge;</w:t>
-      </w:r>
-    </w:p>
-    <w:p>
-      <w:pPr>
-        <w:pStyle w:val="Code"/>
-        <w:rPr/>
-      </w:pPr>
-      <w:r>
-        <w:rPr/>
-        <w:br/>
-      </w:r>
-    </w:p>
-    <w:p>
-      <w:pPr>
-        <w:pStyle w:val="Code"/>
-        <w:rPr/>
-      </w:pPr>
-      <w:r>
-        <w:rPr/>
-        <w:t> </w:t>
-      </w:r>
-      <w:r>
-        <w:rPr/>
-        <w:t>public Tetrahedron(int edge) {</w:t>
-      </w:r>
-    </w:p>
-    <w:p>
-      <w:pPr>
-        <w:pStyle w:val="Code"/>
-        <w:rPr/>
-      </w:pPr>
-      <w:r>
-        <w:rPr/>
-        <w:t>  </w:t>
-      </w:r>
-      <w:r>
-        <w:rPr/>
-        <w:t>this._edge = edge;</w:t>
-      </w:r>
-    </w:p>
-    <w:p>
-      <w:pPr>
-        <w:pStyle w:val="Code"/>
-        <w:rPr/>
-      </w:pPr>
-      <w:r>
-        <w:rPr/>
-        <w:t> </w:t>
-      </w:r>
-      <w:r>
-        <w:rPr/>
+        <w:rPr/>
+      </w:pPr>
+      <w:r>
+        <w:rPr/>
+        <w:t>Індивідуальне</w:t>
+      </w:r>
+    </w:p>
+    <w:p>
+      <w:pPr>
+        <w:pStyle w:val="P1"/>
+        <w:rPr/>
+      </w:pPr>
+      <w:r>
+        <w:rPr/>
+      </w:r>
+    </w:p>
+    <w:p>
+      <w:pPr>
+        <w:pStyle w:val="P1"/>
+        <w:rPr/>
+      </w:pPr>
+      <w:r>
+        <w:rPr/>
+        <w:t xml:space="preserve">Реалізацію </w:t>
+      </w:r>
+      <w:r>
+        <w:rPr>
+          <w:lang w:val="en-US"/>
+        </w:rPr>
+        <w:t xml:space="preserve">switch </w:t>
+      </w:r>
+      <w:r>
+        <w:rPr>
+          <w:lang w:val="uk-UA"/>
+        </w:rPr>
+        <w:t>взято з</w:t>
+      </w:r>
+      <w:r>
+        <w:rPr/>
+        <w:t xml:space="preserve">: </w:t>
+      </w:r>
+      <w:r>
+        <w:fldChar w:fldCharType="begin"/>
+      </w:r>
+      <w:r>
+        <w:rPr>
+          <w:rStyle w:val="Hyperlink"/>
+        </w:rPr>
+        <w:instrText xml:space="preserve"> HYPERLINK "https://stackoverflow.com/questions/10873590/using-switch-statement-with-a-range-of-value-in-each-case" \l ":~:text=using%20ternary%20operators-,.,-public%20class%20Solution"</w:instrText>
+      </w:r>
+      <w:r>
+        <w:rPr>
+          <w:rStyle w:val="Hyperlink"/>
+        </w:rPr>
+        <w:fldChar w:fldCharType="separate"/>
+      </w:r>
+      <w:r>
+        <w:rPr>
+          <w:rStyle w:val="Hyperlink"/>
+        </w:rPr>
+        <w:t>https://stackoverflow.com/</w:t>
+      </w:r>
+      <w:r>
+        <w:rPr>
+          <w:rStyle w:val="Hyperlink"/>
+        </w:rPr>
+        <w:fldChar w:fldCharType="end"/>
+      </w:r>
+      <w:r>
+        <w:rPr/>
+        <w:t>.</w:t>
+      </w:r>
+    </w:p>
+    <w:p>
+      <w:pPr>
+        <w:pStyle w:val="P1"/>
+        <w:rPr/>
+      </w:pPr>
+      <w:r>
+        <w:rPr/>
+      </w:r>
+    </w:p>
+    <w:p>
+      <w:pPr>
+        <w:pStyle w:val="Code"/>
+        <w:rPr>
+          <w:rFonts w:ascii="Courier New" w:hAnsi="Courier New"/>
+          <w:color w:val="auto"/>
+        </w:rPr>
+      </w:pPr>
+      <w:r>
+        <w:rPr>
+          <w:color w:val="auto"/>
+        </w:rPr>
+        <w:t>public class Individual {</w:t>
+      </w:r>
+    </w:p>
+    <w:p>
+      <w:pPr>
+        <w:pStyle w:val="Code"/>
+        <w:rPr>
+          <w:rFonts w:ascii="Courier New" w:hAnsi="Courier New"/>
+          <w:color w:val="auto"/>
+        </w:rPr>
+      </w:pPr>
+      <w:r>
+        <w:rPr>
+          <w:color w:val="auto"/>
+        </w:rPr>
+        <w:t xml:space="preserve">    </w:t>
+      </w:r>
+      <w:r>
+        <w:rPr>
+          <w:b w:val="false"/>
+          <w:color w:val="auto"/>
+          <w:sz w:val="21"/>
+        </w:rPr>
+        <w:t>static void identify(int k) {</w:t>
+      </w:r>
+    </w:p>
+    <w:p>
+      <w:pPr>
+        <w:pStyle w:val="Code"/>
+        <w:rPr>
+          <w:rFonts w:ascii="Courier New" w:hAnsi="Courier New"/>
+          <w:color w:val="auto"/>
+        </w:rPr>
+      </w:pPr>
+      <w:r>
+        <w:rPr>
+          <w:color w:val="auto"/>
+        </w:rPr>
+        <w:t xml:space="preserve">        </w:t>
+      </w:r>
+      <w:r>
+        <w:rPr>
+          <w:b w:val="false"/>
+          <w:color w:val="auto"/>
+          <w:sz w:val="21"/>
+        </w:rPr>
+        <w:t>switch ((10000 &lt; k &amp;&amp; k &lt;= 5) ? 1</w:t>
+      </w:r>
+    </w:p>
+    <w:p>
+      <w:pPr>
+        <w:pStyle w:val="Code"/>
+        <w:rPr>
+          <w:rFonts w:ascii="Courier New" w:hAnsi="Courier New"/>
+          <w:color w:val="auto"/>
+        </w:rPr>
+      </w:pPr>
+      <w:r>
+        <w:rPr>
+          <w:color w:val="auto"/>
+        </w:rPr>
+        <w:t xml:space="preserve">                </w:t>
+      </w:r>
+      <w:r>
+        <w:rPr>
+          <w:b w:val="false"/>
+          <w:color w:val="auto"/>
+          <w:sz w:val="21"/>
+        </w:rPr>
+        <w:t>: (0 &lt;= k &amp;&amp; k &lt;= 10) ? 2</w:t>
+      </w:r>
+    </w:p>
+    <w:p>
+      <w:pPr>
+        <w:pStyle w:val="Code"/>
+        <w:rPr>
+          <w:rFonts w:ascii="Courier New" w:hAnsi="Courier New"/>
+          <w:color w:val="auto"/>
+        </w:rPr>
+      </w:pPr>
+      <w:r>
+        <w:rPr>
+          <w:color w:val="auto"/>
+        </w:rPr>
+        <w:t xml:space="preserve">                        </w:t>
+      </w:r>
+      <w:r>
+        <w:rPr>
+          <w:b w:val="false"/>
+          <w:color w:val="auto"/>
+          <w:sz w:val="21"/>
+        </w:rPr>
+        <w:t>: (5 &lt;= k &amp;&amp; k &lt;= 15) ? 3</w:t>
+      </w:r>
+    </w:p>
+    <w:p>
+      <w:pPr>
+        <w:pStyle w:val="Code"/>
+        <w:rPr>
+          <w:rFonts w:ascii="Courier New" w:hAnsi="Courier New"/>
+          <w:color w:val="auto"/>
+        </w:rPr>
+      </w:pPr>
+      <w:r>
+        <w:rPr>
+          <w:color w:val="auto"/>
+        </w:rPr>
+        <w:t xml:space="preserve">                                </w:t>
+      </w:r>
+      <w:r>
+        <w:rPr>
+          <w:b w:val="false"/>
+          <w:color w:val="auto"/>
+          <w:sz w:val="21"/>
+        </w:rPr>
+        <w:t>: (10 &lt;= k &amp;&amp; k &lt;= 10000) ? 4</w:t>
+      </w:r>
+    </w:p>
+    <w:p>
+      <w:pPr>
+        <w:pStyle w:val="Code"/>
+        <w:rPr>
+          <w:rFonts w:ascii="Courier New" w:hAnsi="Courier New"/>
+          <w:color w:val="auto"/>
+        </w:rPr>
+      </w:pPr>
+      <w:r>
+        <w:rPr>
+          <w:color w:val="auto"/>
+        </w:rPr>
+        <w:t xml:space="preserve">                                        </w:t>
+      </w:r>
+      <w:r>
+        <w:rPr>
+          <w:b w:val="false"/>
+          <w:color w:val="auto"/>
+          <w:sz w:val="21"/>
+        </w:rPr>
+        <w:t>: 5) {</w:t>
+      </w:r>
+    </w:p>
+    <w:p>
+      <w:pPr>
+        <w:pStyle w:val="Code"/>
+        <w:rPr>
+          <w:rFonts w:ascii="Courier New" w:hAnsi="Courier New"/>
+          <w:color w:val="auto"/>
+        </w:rPr>
+      </w:pPr>
+      <w:r>
+        <w:rPr>
+          <w:color w:val="auto"/>
+        </w:rPr>
+        <w:t xml:space="preserve">            </w:t>
+      </w:r>
+      <w:r>
+        <w:rPr>
+          <w:b w:val="false"/>
+          <w:color w:val="auto"/>
+          <w:sz w:val="21"/>
+        </w:rPr>
+        <w:t>case 1 -&gt;</w:t>
+      </w:r>
+    </w:p>
+    <w:p>
+      <w:pPr>
+        <w:pStyle w:val="Code"/>
+        <w:rPr>
+          <w:rFonts w:ascii="Courier New" w:hAnsi="Courier New"/>
+          <w:color w:val="auto"/>
+        </w:rPr>
+      </w:pPr>
+      <w:r>
+        <w:rPr>
+          <w:color w:val="auto"/>
+        </w:rPr>
+        <w:t xml:space="preserve">                </w:t>
+      </w:r>
+      <w:r>
+        <w:rPr>
+          <w:b w:val="false"/>
+          <w:color w:val="auto"/>
+          <w:sz w:val="21"/>
+        </w:rPr>
+        <w:t>System.out.println(k + " belongs to (-10k, 5]");</w:t>
+      </w:r>
+    </w:p>
+    <w:p>
+      <w:pPr>
+        <w:pStyle w:val="Code"/>
+        <w:rPr>
+          <w:rFonts w:ascii="Courier New" w:hAnsi="Courier New"/>
+          <w:color w:val="auto"/>
+        </w:rPr>
+      </w:pPr>
+      <w:r>
+        <w:rPr>
+          <w:color w:val="auto"/>
+        </w:rPr>
+        <w:t xml:space="preserve">            </w:t>
+      </w:r>
+      <w:r>
+        <w:rPr>
+          <w:b w:val="false"/>
+          <w:color w:val="auto"/>
+          <w:sz w:val="21"/>
+        </w:rPr>
+        <w:t>case 2 -&gt;</w:t>
+      </w:r>
+    </w:p>
+    <w:p>
+      <w:pPr>
+        <w:pStyle w:val="Code"/>
+        <w:rPr>
+          <w:rFonts w:ascii="Courier New" w:hAnsi="Courier New"/>
+          <w:color w:val="auto"/>
+        </w:rPr>
+      </w:pPr>
+      <w:r>
+        <w:rPr>
+          <w:color w:val="auto"/>
+        </w:rPr>
+        <w:t xml:space="preserve">                </w:t>
+      </w:r>
+      <w:r>
+        <w:rPr>
+          <w:b w:val="false"/>
+          <w:color w:val="auto"/>
+          <w:sz w:val="21"/>
+        </w:rPr>
+        <w:t>System.out.println(k + " belongs to [0, 10]");</w:t>
+      </w:r>
+    </w:p>
+    <w:p>
+      <w:pPr>
+        <w:pStyle w:val="Code"/>
+        <w:rPr>
+          <w:rFonts w:ascii="Courier New" w:hAnsi="Courier New"/>
+          <w:color w:val="auto"/>
+        </w:rPr>
+      </w:pPr>
+      <w:r>
+        <w:rPr>
+          <w:color w:val="auto"/>
+        </w:rPr>
+        <w:t xml:space="preserve">            </w:t>
+      </w:r>
+      <w:r>
+        <w:rPr>
+          <w:b w:val="false"/>
+          <w:color w:val="auto"/>
+          <w:sz w:val="21"/>
+        </w:rPr>
+        <w:t>case 3 -&gt;</w:t>
+      </w:r>
+    </w:p>
+    <w:p>
+      <w:pPr>
+        <w:pStyle w:val="Code"/>
+        <w:rPr>
+          <w:rFonts w:ascii="Courier New" w:hAnsi="Courier New"/>
+          <w:color w:val="auto"/>
+        </w:rPr>
+      </w:pPr>
+      <w:r>
+        <w:rPr>
+          <w:color w:val="auto"/>
+        </w:rPr>
+        <w:t xml:space="preserve">                </w:t>
+      </w:r>
+      <w:r>
+        <w:rPr>
+          <w:b w:val="false"/>
+          <w:color w:val="auto"/>
+          <w:sz w:val="21"/>
+        </w:rPr>
+        <w:t>System.out.println(k + " belongs to [5, 15]");</w:t>
+      </w:r>
+    </w:p>
+    <w:p>
+      <w:pPr>
+        <w:pStyle w:val="Code"/>
+        <w:rPr>
+          <w:rFonts w:ascii="Courier New" w:hAnsi="Courier New"/>
+          <w:color w:val="auto"/>
+        </w:rPr>
+      </w:pPr>
+      <w:r>
+        <w:rPr>
+          <w:color w:val="auto"/>
+        </w:rPr>
+        <w:t xml:space="preserve">            </w:t>
+      </w:r>
+      <w:r>
+        <w:rPr>
+          <w:b w:val="false"/>
+          <w:color w:val="auto"/>
+          <w:sz w:val="21"/>
+        </w:rPr>
+        <w:t>case 4 -&gt;</w:t>
+      </w:r>
+    </w:p>
+    <w:p>
+      <w:pPr>
+        <w:pStyle w:val="Code"/>
+        <w:rPr>
+          <w:rFonts w:ascii="Courier New" w:hAnsi="Courier New"/>
+          <w:color w:val="auto"/>
+        </w:rPr>
+      </w:pPr>
+      <w:r>
+        <w:rPr>
+          <w:color w:val="auto"/>
+        </w:rPr>
+        <w:t xml:space="preserve">                </w:t>
+      </w:r>
+      <w:r>
+        <w:rPr>
+          <w:b w:val="false"/>
+          <w:color w:val="auto"/>
+          <w:sz w:val="21"/>
+        </w:rPr>
+        <w:t>System.out.println(k + " belongs to [10, 10k]");</w:t>
+      </w:r>
+    </w:p>
+    <w:p>
+      <w:pPr>
+        <w:pStyle w:val="Code"/>
+        <w:rPr>
+          <w:rFonts w:ascii="Courier New" w:hAnsi="Courier New"/>
+          <w:color w:val="auto"/>
+        </w:rPr>
+      </w:pPr>
+      <w:r>
+        <w:rPr>
+          <w:color w:val="auto"/>
+        </w:rPr>
+        <w:t xml:space="preserve">            </w:t>
+      </w:r>
+      <w:r>
+        <w:rPr>
+          <w:b w:val="false"/>
+          <w:color w:val="auto"/>
+          <w:sz w:val="21"/>
+        </w:rPr>
+        <w:t>case 5 -&gt;</w:t>
+      </w:r>
+    </w:p>
+    <w:p>
+      <w:pPr>
+        <w:pStyle w:val="Code"/>
+        <w:rPr>
+          <w:rFonts w:ascii="Courier New" w:hAnsi="Courier New"/>
+          <w:color w:val="auto"/>
+        </w:rPr>
+      </w:pPr>
+      <w:r>
+        <w:rPr>
+          <w:color w:val="auto"/>
+        </w:rPr>
+        <w:t xml:space="preserve">                </w:t>
+      </w:r>
+      <w:r>
+        <w:rPr>
+          <w:b w:val="false"/>
+          <w:color w:val="auto"/>
+          <w:sz w:val="21"/>
+        </w:rPr>
+        <w:t>System.out.println(k + " is out of range");</w:t>
+      </w:r>
+    </w:p>
+    <w:p>
+      <w:pPr>
+        <w:pStyle w:val="Code"/>
+        <w:rPr>
+          <w:rFonts w:ascii="Courier New" w:hAnsi="Courier New"/>
+          <w:color w:val="auto"/>
+        </w:rPr>
+      </w:pPr>
+      <w:r>
+        <w:rPr>
+          <w:color w:val="auto"/>
+        </w:rPr>
+        <w:t xml:space="preserve">        </w:t>
+      </w:r>
+      <w:r>
+        <w:rPr>
+          <w:b w:val="false"/>
+          <w:color w:val="auto"/>
+          <w:sz w:val="21"/>
+        </w:rPr>
         <w:t>}</w:t>
       </w:r>
     </w:p>
     <w:p>
       <w:pPr>
         <w:pStyle w:val="Code"/>
-        <w:rPr/>
-      </w:pPr>
-      <w:r>
-        <w:rPr/>
-        <w:br/>
-      </w:r>
-    </w:p>
-    <w:p>
-      <w:pPr>
-        <w:pStyle w:val="Code"/>
-        <w:rPr/>
-      </w:pPr>
-      <w:r>
-        <w:rPr/>
-        <w:t> </w:t>
-      </w:r>
-      <w:r>
-        <w:rPr/>
-        <w:t>public double area() {</w:t>
-      </w:r>
-    </w:p>
-    <w:p>
-      <w:pPr>
-        <w:pStyle w:val="Code"/>
-        <w:rPr/>
-      </w:pPr>
-      <w:r>
-        <w:rPr/>
-        <w:t>  </w:t>
-      </w:r>
-      <w:r>
-        <w:rPr/>
-        <w:t>return Math.pow(_edge, 2) * Math.sqrt(3);</w:t>
-      </w:r>
-    </w:p>
-    <w:p>
-      <w:pPr>
-        <w:pStyle w:val="Code"/>
-        <w:rPr/>
-      </w:pPr>
-      <w:r>
-        <w:rPr/>
-        <w:t> </w:t>
-      </w:r>
-      <w:r>
-        <w:rPr/>
+        <w:rPr>
+          <w:rFonts w:ascii="Courier New" w:hAnsi="Courier New"/>
+          <w:color w:val="auto"/>
+        </w:rPr>
+      </w:pPr>
+      <w:r>
+        <w:rPr>
+          <w:color w:val="auto"/>
+        </w:rPr>
+        <w:t xml:space="preserve">    </w:t>
+      </w:r>
+      <w:r>
+        <w:rPr>
+          <w:b w:val="false"/>
+          <w:color w:val="auto"/>
+          <w:sz w:val="21"/>
+        </w:rPr>
         <w:t>}</w:t>
       </w:r>
     </w:p>
     <w:p>
       <w:pPr>
         <w:pStyle w:val="Code"/>
-        <w:rPr/>
-      </w:pPr>
-      <w:r>
-        <w:rPr/>
-        <w:br/>
-      </w:r>
-    </w:p>
-    <w:p>
-      <w:pPr>
-        <w:pStyle w:val="Code"/>
-        <w:rPr/>
-      </w:pPr>
-      <w:r>
-        <w:rPr/>
-        <w:t> </w:t>
-      </w:r>
-      <w:r>
-        <w:rPr/>
-        <w:t>public double volume() {</w:t>
-      </w:r>
-    </w:p>
-    <w:p>
-      <w:pPr>
-        <w:pStyle w:val="Code"/>
-        <w:rPr/>
-      </w:pPr>
-      <w:r>
-        <w:rPr/>
-        <w:t>  </w:t>
-      </w:r>
-      <w:r>
-        <w:rPr/>
-        <w:t>double up = Math.pow(_edge, 3) * Math.sqrt(2);</w:t>
-      </w:r>
-    </w:p>
-    <w:p>
-      <w:pPr>
-        <w:pStyle w:val="Code"/>
-        <w:rPr/>
-      </w:pPr>
-      <w:r>
-        <w:rPr/>
-        <w:t>  </w:t>
-      </w:r>
-      <w:r>
-        <w:rPr/>
-        <w:t>return up / 12;</w:t>
-      </w:r>
-    </w:p>
-    <w:p>
-      <w:pPr>
-        <w:pStyle w:val="Code"/>
-        <w:rPr/>
-      </w:pPr>
-      <w:r>
-        <w:rPr/>
-        <w:t> </w:t>
-      </w:r>
-      <w:r>
-        <w:rPr/>
+        <w:rPr>
+          <w:rFonts w:ascii="Courier New" w:hAnsi="Courier New"/>
+          <w:color w:val="auto"/>
+        </w:rPr>
+      </w:pPr>
+      <w:r>
+        <w:rPr>
+          <w:color w:val="auto"/>
+        </w:rPr>
+      </w:r>
+    </w:p>
+    <w:p>
+      <w:pPr>
+        <w:pStyle w:val="Code"/>
+        <w:rPr>
+          <w:rFonts w:ascii="Courier New" w:hAnsi="Courier New"/>
+          <w:color w:val="auto"/>
+        </w:rPr>
+      </w:pPr>
+      <w:r>
+        <w:rPr>
+          <w:color w:val="auto"/>
+        </w:rPr>
+        <w:t xml:space="preserve">    </w:t>
+      </w:r>
+      <w:r>
+        <w:rPr>
+          <w:b w:val="false"/>
+          <w:color w:val="auto"/>
+          <w:sz w:val="21"/>
+        </w:rPr>
+        <w:t>public static void main(String[] args) {</w:t>
+      </w:r>
+    </w:p>
+    <w:p>
+      <w:pPr>
+        <w:pStyle w:val="Code"/>
+        <w:rPr>
+          <w:rFonts w:ascii="Courier New" w:hAnsi="Courier New"/>
+          <w:color w:val="auto"/>
+        </w:rPr>
+      </w:pPr>
+      <w:r>
+        <w:rPr>
+          <w:color w:val="auto"/>
+        </w:rPr>
+        <w:t xml:space="preserve">        </w:t>
+      </w:r>
+      <w:r>
+        <w:rPr>
+          <w:b w:val="false"/>
+          <w:color w:val="auto"/>
+          <w:sz w:val="21"/>
+        </w:rPr>
+        <w:t>identify(7);</w:t>
+      </w:r>
+    </w:p>
+    <w:p>
+      <w:pPr>
+        <w:pStyle w:val="Code"/>
+        <w:rPr>
+          <w:rFonts w:ascii="Courier New" w:hAnsi="Courier New"/>
+          <w:color w:val="auto"/>
+        </w:rPr>
+      </w:pPr>
+      <w:r>
+        <w:rPr>
+          <w:color w:val="auto"/>
+        </w:rPr>
+        <w:t xml:space="preserve">        </w:t>
+      </w:r>
+      <w:r>
+        <w:rPr>
+          <w:b w:val="false"/>
+          <w:color w:val="auto"/>
+          <w:sz w:val="21"/>
+        </w:rPr>
+        <w:t>identify(15);</w:t>
+      </w:r>
+    </w:p>
+    <w:p>
+      <w:pPr>
+        <w:pStyle w:val="Code"/>
+        <w:rPr>
+          <w:rFonts w:ascii="Courier New" w:hAnsi="Courier New"/>
+          <w:color w:val="auto"/>
+        </w:rPr>
+      </w:pPr>
+      <w:r>
+        <w:rPr>
+          <w:color w:val="auto"/>
+        </w:rPr>
+        <w:t xml:space="preserve">        </w:t>
+      </w:r>
+      <w:r>
+        <w:rPr>
+          <w:b w:val="false"/>
+          <w:color w:val="auto"/>
+          <w:sz w:val="21"/>
+        </w:rPr>
+        <w:t>identify(54);</w:t>
+      </w:r>
+    </w:p>
+    <w:p>
+      <w:pPr>
+        <w:pStyle w:val="Code"/>
+        <w:rPr>
+          <w:rFonts w:ascii="Courier New" w:hAnsi="Courier New"/>
+          <w:color w:val="auto"/>
+        </w:rPr>
+      </w:pPr>
+      <w:r>
+        <w:rPr>
+          <w:color w:val="auto"/>
+        </w:rPr>
+        <w:t xml:space="preserve">        </w:t>
+      </w:r>
+      <w:r>
+        <w:rPr>
+          <w:b w:val="false"/>
+          <w:color w:val="auto"/>
+          <w:sz w:val="21"/>
+        </w:rPr>
+        <w:t>identify(12857);</w:t>
+      </w:r>
+    </w:p>
+    <w:p>
+      <w:pPr>
+        <w:pStyle w:val="Code"/>
+        <w:rPr>
+          <w:rFonts w:ascii="Courier New" w:hAnsi="Courier New"/>
+          <w:color w:val="auto"/>
+        </w:rPr>
+      </w:pPr>
+      <w:r>
+        <w:rPr>
+          <w:color w:val="auto"/>
+        </w:rPr>
+        <w:t xml:space="preserve">    </w:t>
+      </w:r>
+      <w:r>
+        <w:rPr>
+          <w:b w:val="false"/>
+          <w:color w:val="auto"/>
+          <w:sz w:val="21"/>
+        </w:rPr>
         <w:t>}</w:t>
       </w:r>
     </w:p>
     <w:p>
       <w:pPr>
         <w:pStyle w:val="Code"/>
-        <w:rPr/>
-      </w:pPr>
-      <w:r>
-        <w:rPr/>
+        <w:rPr>
+          <w:rFonts w:ascii="Courier New" w:hAnsi="Courier New"/>
+          <w:color w:val="auto"/>
+        </w:rPr>
+      </w:pPr>
+      <w:r>
+        <w:rPr>
+          <w:color w:val="auto"/>
+        </w:rPr>
         <w:t>}</w:t>
       </w:r>
     </w:p>
     <w:p>
       <w:pPr>
-        <w:pStyle w:val="Normal"/>
-        <w:pBdr/>
-        <w:spacing w:lineRule="atLeast" w:line="380"/>
-        <w:rPr>
-          <w:rFonts w:ascii="Consolas" w:hAnsi="Consolas"/>
-          <w:sz w:val="21"/>
-          <w:shd w:fill="FFFFFF" w:val="clear"/>
-        </w:rPr>
-      </w:pPr>
-      <w:r>
-        <w:rPr>
-          <w:rFonts w:ascii="Consolas" w:hAnsi="Consolas"/>
-          <w:sz w:val="21"/>
-          <w:shd w:fill="FFFFFF" w:val="clear"/>
-        </w:rPr>
-        <w:br/>
-      </w:r>
-    </w:p>
-    <w:p>
-      <w:pPr>
-        <w:pStyle w:val="P1"/>
-        <w:rPr/>
-      </w:pPr>
-      <w:r>
-        <w:rPr/>
-        <w:t>Приклад використання:</w:t>
-      </w:r>
-    </w:p>
-    <w:p>
-      <w:pPr>
-        <w:pStyle w:val="P1"/>
-        <w:rPr/>
-      </w:pPr>
-      <w:r>
-        <w:rPr/>
-      </w:r>
-    </w:p>
-    <w:p>
-      <w:pPr>
-        <w:pStyle w:val="Code"/>
-        <w:rPr/>
-      </w:pPr>
-      <w:r>
-        <w:rPr/>
-        <w:t>public class a {</w:t>
-      </w:r>
-    </w:p>
-    <w:p>
-      <w:pPr>
-        <w:pStyle w:val="Code"/>
-        <w:rPr/>
-      </w:pPr>
-      <w:r>
-        <w:rPr/>
-        <w:t> </w:t>
-      </w:r>
-      <w:r>
-        <w:rPr/>
-        <w:t>public static void main(String[] args) {</w:t>
-      </w:r>
-    </w:p>
-    <w:p>
-      <w:pPr>
-        <w:pStyle w:val="Code"/>
-        <w:rPr/>
-      </w:pPr>
-      <w:r>
-        <w:rPr/>
-        <w:t>  </w:t>
-      </w:r>
-      <w:r>
-        <w:rPr/>
-        <w:t>int edge = 3;</w:t>
-      </w:r>
-    </w:p>
-    <w:p>
-      <w:pPr>
-        <w:pStyle w:val="Code"/>
-        <w:rPr/>
-      </w:pPr>
-      <w:r>
-        <w:rPr/>
-        <w:t>  </w:t>
-      </w:r>
-      <w:r>
-        <w:rPr/>
-        <w:t>Tetrahedron tetrahedron = new Tetrahedron(edge);</w:t>
-      </w:r>
-    </w:p>
-    <w:p>
-      <w:pPr>
-        <w:pStyle w:val="Code"/>
-        <w:rPr/>
-      </w:pPr>
-      <w:r>
-        <w:rPr/>
-        <w:br/>
-      </w:r>
-    </w:p>
-    <w:p>
-      <w:pPr>
-        <w:pStyle w:val="Code"/>
-        <w:rPr/>
-      </w:pPr>
-      <w:r>
-        <w:rPr/>
-        <w:t>  </w:t>
-      </w:r>
-      <w:r>
-        <w:rPr/>
-        <w:t>double area = tetrahedron.area();</w:t>
-      </w:r>
-    </w:p>
-    <w:p>
-      <w:pPr>
-        <w:pStyle w:val="Code"/>
-        <w:rPr/>
-      </w:pPr>
-      <w:r>
-        <w:rPr/>
-        <w:t>  </w:t>
-      </w:r>
-      <w:r>
-        <w:rPr/>
-        <w:t>double volume = tetrahedron.volume();</w:t>
-      </w:r>
-    </w:p>
-    <w:p>
-      <w:pPr>
-        <w:pStyle w:val="Code"/>
-        <w:rPr/>
-      </w:pPr>
-      <w:r>
-        <w:rPr/>
-        <w:br/>
-      </w:r>
-    </w:p>
-    <w:p>
-      <w:pPr>
-        <w:pStyle w:val="Code"/>
-        <w:rPr/>
-      </w:pPr>
-      <w:r>
-        <w:rPr/>
-        <w:t>  </w:t>
-      </w:r>
-      <w:r>
-        <w:rPr/>
-        <w:t>System.out.println("Area: " + area);</w:t>
-      </w:r>
-    </w:p>
-    <w:p>
-      <w:pPr>
-        <w:pStyle w:val="Code"/>
-        <w:rPr/>
-      </w:pPr>
-      <w:r>
-        <w:rPr/>
-        <w:t>  </w:t>
-      </w:r>
-      <w:r>
-        <w:rPr/>
-        <w:t>System.out.println("Volume: " + volume);</w:t>
-      </w:r>
-    </w:p>
-    <w:p>
-      <w:pPr>
-        <w:pStyle w:val="Code"/>
-        <w:rPr/>
-      </w:pPr>
-      <w:r>
-        <w:rPr/>
-        <w:t> </w:t>
-      </w:r>
-      <w:r>
-        <w:rPr/>
-        <w:t>}</w:t>
-      </w:r>
-    </w:p>
-    <w:p>
-      <w:pPr>
-        <w:pStyle w:val="Code"/>
-        <w:rPr/>
-      </w:pPr>
-      <w:r>
-        <w:rPr/>
-        <w:t>}</w:t>
-      </w:r>
-    </w:p>
-    <w:p>
-      <w:pPr>
-        <w:pStyle w:val="Normal"/>
-        <w:pBdr/>
-        <w:spacing w:lineRule="atLeast" w:line="380"/>
-        <w:rPr>
-          <w:rFonts w:ascii="Consolas" w:hAnsi="Consolas"/>
-          <w:sz w:val="21"/>
-          <w:shd w:fill="FFFFFF" w:val="clear"/>
-        </w:rPr>
-      </w:pPr>
-      <w:r>
-        <w:rPr>
-          <w:rFonts w:ascii="Consolas" w:hAnsi="Consolas"/>
-          <w:sz w:val="21"/>
-          <w:shd w:fill="FFFFFF" w:val="clear"/>
+        <w:pStyle w:val="P1"/>
+        <w:rPr>
+          <w:rFonts w:ascii="Courier New" w:hAnsi="Courier New"/>
+          <w:color w:val="auto"/>
+        </w:rPr>
+      </w:pPr>
+      <w:r>
+        <w:rPr>
+          <w:rFonts w:ascii="Courier New" w:hAnsi="Courier New"/>
+          <w:color w:val="auto"/>
         </w:rPr>
       </w:r>
     </w:p>
@@ -1841,9 +2313,9 @@
         <w:rPr/>
         <w:drawing>
           <wp:inline distT="0" distB="0" distL="0" distR="0">
-            <wp:extent cx="2019300" cy="292100"/>
+            <wp:extent cx="2447925" cy="904875"/>
             <wp:effectExtent l="0" t="0" r="0" b="0"/>
-            <wp:docPr id="2" name="Зображення2" descr=""/>
+            <wp:docPr id="2" name="Зображення1" descr=""/>
             <wp:cNvGraphicFramePr>
               <a:graphicFrameLocks xmlns:a="http://schemas.openxmlformats.org/drawingml/2006/main" noChangeAspect="1"/>
             </wp:cNvGraphicFramePr>
@@ -1851,7 +2323,7 @@
               <a:graphicData uri="http://schemas.openxmlformats.org/drawingml/2006/picture">
                 <pic:pic xmlns:pic="http://schemas.openxmlformats.org/drawingml/2006/picture">
                   <pic:nvPicPr>
-                    <pic:cNvPr id="2" name="Зображення2" descr=""/>
+                    <pic:cNvPr id="2" name="Зображення1" descr=""/>
                     <pic:cNvPicPr>
                       <a:picLocks noChangeAspect="1" noChangeArrowheads="1"/>
                     </pic:cNvPicPr>
@@ -1865,7 +2337,7 @@
                   <pic:spPr bwMode="auto">
                     <a:xfrm>
                       <a:off x="0" y="0"/>
-                      <a:ext cx="2019300" cy="292100"/>
+                      <a:ext cx="2447925" cy="904875"/>
                     </a:xfrm>
                     <a:prstGeom prst="rect">
                       <a:avLst/>
@@ -1886,900 +2358,7 @@
       </w:pPr>
       <w:r>
         <w:rPr/>
-        <w:t>Рисунок 1.2 - Результати виконання</w:t>
-      </w:r>
-    </w:p>
-    <w:p>
-      <w:pPr>
-        <w:pStyle w:val="IMG1"/>
-        <w:rPr/>
-      </w:pPr>
-      <w:r>
-        <w:rPr/>
-      </w:r>
-    </w:p>
-    <w:p>
-      <w:pPr>
-        <w:pStyle w:val="H2"/>
-        <w:rPr>
-          <w:color w:val="auto"/>
-        </w:rPr>
-      </w:pPr>
-      <w:r>
-        <w:rPr>
-          <w:color w:val="auto"/>
-        </w:rPr>
-        <w:t>Клас трапеції</w:t>
-      </w:r>
-    </w:p>
-    <w:p>
-      <w:pPr>
-        <w:pStyle w:val="P1"/>
-        <w:rPr/>
-      </w:pPr>
-      <w:r>
-        <w:rPr/>
-      </w:r>
-    </w:p>
-    <w:p>
-      <w:pPr>
-        <w:pStyle w:val="Code"/>
-        <w:rPr/>
-      </w:pPr>
-      <w:r>
-        <w:rPr/>
-        <w:t>public class Trapezoid {</w:t>
-      </w:r>
-    </w:p>
-    <w:p>
-      <w:pPr>
-        <w:pStyle w:val="Code"/>
-        <w:rPr/>
-      </w:pPr>
-      <w:r>
-        <w:rPr/>
-        <w:t> </w:t>
-      </w:r>
-      <w:r>
-        <w:rPr/>
-        <w:t>public Coordinate a;</w:t>
-      </w:r>
-    </w:p>
-    <w:p>
-      <w:pPr>
-        <w:pStyle w:val="Code"/>
-        <w:rPr/>
-      </w:pPr>
-      <w:r>
-        <w:rPr/>
-        <w:t> </w:t>
-      </w:r>
-      <w:r>
-        <w:rPr/>
-        <w:t>public Coordinate b;</w:t>
-      </w:r>
-    </w:p>
-    <w:p>
-      <w:pPr>
-        <w:pStyle w:val="Code"/>
-        <w:rPr/>
-      </w:pPr>
-      <w:r>
-        <w:rPr/>
-        <w:t> </w:t>
-      </w:r>
-      <w:r>
-        <w:rPr/>
-        <w:t>public Coordinate c;</w:t>
-      </w:r>
-    </w:p>
-    <w:p>
-      <w:pPr>
-        <w:pStyle w:val="Code"/>
-        <w:rPr/>
-      </w:pPr>
-      <w:r>
-        <w:rPr/>
-        <w:t> </w:t>
-      </w:r>
-      <w:r>
-        <w:rPr/>
-        <w:t>public Coordinate d;</w:t>
-      </w:r>
-    </w:p>
-    <w:p>
-      <w:pPr>
-        <w:pStyle w:val="Code"/>
-        <w:rPr/>
-      </w:pPr>
-      <w:r>
-        <w:rPr/>
-        <w:t> </w:t>
-      </w:r>
-      <w:r>
-        <w:rPr/>
-        <w:t>public double height;</w:t>
-      </w:r>
-    </w:p>
-    <w:p>
-      <w:pPr>
-        <w:pStyle w:val="Code"/>
-        <w:rPr/>
-      </w:pPr>
-      <w:r>
-        <w:rPr/>
-        <w:br/>
-      </w:r>
-    </w:p>
-    <w:p>
-      <w:pPr>
-        <w:pStyle w:val="Code"/>
-        <w:rPr/>
-      </w:pPr>
-      <w:r>
-        <w:rPr/>
-        <w:t> </w:t>
-      </w:r>
-      <w:r>
-        <w:rPr/>
-        <w:t>private double _lowerBase;</w:t>
-      </w:r>
-    </w:p>
-    <w:p>
-      <w:pPr>
-        <w:pStyle w:val="Code"/>
-        <w:rPr/>
-      </w:pPr>
-      <w:r>
-        <w:rPr/>
-        <w:t> </w:t>
-      </w:r>
-      <w:r>
-        <w:rPr/>
-        <w:t>private double _upperBase;</w:t>
-      </w:r>
-    </w:p>
-    <w:p>
-      <w:pPr>
-        <w:pStyle w:val="Code"/>
-        <w:rPr/>
-      </w:pPr>
-      <w:r>
-        <w:rPr/>
-        <w:br/>
-      </w:r>
-    </w:p>
-    <w:p>
-      <w:pPr>
-        <w:pStyle w:val="Code"/>
-        <w:rPr/>
-      </w:pPr>
-      <w:r>
-        <w:rPr/>
-        <w:t> </w:t>
-      </w:r>
-      <w:r>
-        <w:rPr/>
-        <w:t>public Trapezoid(int height, Coordinate a, Coordinate b, Coordinate c, Coordinate d) {</w:t>
-      </w:r>
-    </w:p>
-    <w:p>
-      <w:pPr>
-        <w:pStyle w:val="Code"/>
-        <w:rPr/>
-      </w:pPr>
-      <w:r>
-        <w:rPr/>
-        <w:t>  </w:t>
-      </w:r>
-      <w:r>
-        <w:rPr/>
-        <w:t>this.a = a;</w:t>
-      </w:r>
-    </w:p>
-    <w:p>
-      <w:pPr>
-        <w:pStyle w:val="Code"/>
-        <w:rPr/>
-      </w:pPr>
-      <w:r>
-        <w:rPr/>
-        <w:t>  </w:t>
-      </w:r>
-      <w:r>
-        <w:rPr/>
-        <w:t>this.b = b;</w:t>
-      </w:r>
-    </w:p>
-    <w:p>
-      <w:pPr>
-        <w:pStyle w:val="Code"/>
-        <w:rPr/>
-      </w:pPr>
-      <w:r>
-        <w:rPr/>
-        <w:t>  </w:t>
-      </w:r>
-      <w:r>
-        <w:rPr/>
-        <w:t>this.c = c;</w:t>
-      </w:r>
-    </w:p>
-    <w:p>
-      <w:pPr>
-        <w:pStyle w:val="Code"/>
-        <w:rPr/>
-      </w:pPr>
-      <w:r>
-        <w:rPr/>
-        <w:t>  </w:t>
-      </w:r>
-      <w:r>
-        <w:rPr/>
-        <w:t>this.d = d;</w:t>
-      </w:r>
-    </w:p>
-    <w:p>
-      <w:pPr>
-        <w:pStyle w:val="Code"/>
-        <w:rPr/>
-      </w:pPr>
-      <w:r>
-        <w:rPr/>
-        <w:t>  </w:t>
-      </w:r>
-      <w:r>
-        <w:rPr/>
-        <w:t>this.height = height;</w:t>
-      </w:r>
-    </w:p>
-    <w:p>
-      <w:pPr>
-        <w:pStyle w:val="Code"/>
-        <w:rPr/>
-      </w:pPr>
-      <w:r>
-        <w:rPr/>
-        <w:br/>
-      </w:r>
-    </w:p>
-    <w:p>
-      <w:pPr>
-        <w:pStyle w:val="Code"/>
-        <w:rPr/>
-      </w:pPr>
-      <w:r>
-        <w:rPr/>
-        <w:t>  </w:t>
-      </w:r>
-      <w:r>
-        <w:rPr/>
-        <w:t>this._lowerBase = Math.abs(c.x - d.x);</w:t>
-      </w:r>
-    </w:p>
-    <w:p>
-      <w:pPr>
-        <w:pStyle w:val="Code"/>
-        <w:rPr/>
-      </w:pPr>
-      <w:r>
-        <w:rPr/>
-        <w:t>  </w:t>
-      </w:r>
-      <w:r>
-        <w:rPr/>
-        <w:t>this._upperBase = Math.abs(b.x - a.x);</w:t>
-      </w:r>
-    </w:p>
-    <w:p>
-      <w:pPr>
-        <w:pStyle w:val="Code"/>
-        <w:rPr/>
-      </w:pPr>
-      <w:r>
-        <w:rPr/>
-        <w:t> </w:t>
-      </w:r>
-      <w:r>
-        <w:rPr/>
-        <w:t>}</w:t>
-      </w:r>
-    </w:p>
-    <w:p>
-      <w:pPr>
-        <w:pStyle w:val="Code"/>
-        <w:rPr/>
-      </w:pPr>
-      <w:r>
-        <w:rPr/>
-        <w:br/>
-      </w:r>
-    </w:p>
-    <w:p>
-      <w:pPr>
-        <w:pStyle w:val="Code"/>
-        <w:rPr/>
-      </w:pPr>
-      <w:r>
-        <w:rPr/>
-        <w:t> </w:t>
-      </w:r>
-      <w:r>
-        <w:rPr/>
-        <w:t>public double getArea() {</w:t>
-      </w:r>
-    </w:p>
-    <w:p>
-      <w:pPr>
-        <w:pStyle w:val="Code"/>
-        <w:rPr/>
-      </w:pPr>
-      <w:r>
-        <w:rPr/>
-        <w:t>  </w:t>
-      </w:r>
-      <w:r>
-        <w:rPr/>
-        <w:t>return (_upperBase + _lowerBase) * height / 2;</w:t>
-      </w:r>
-    </w:p>
-    <w:p>
-      <w:pPr>
-        <w:pStyle w:val="Code"/>
-        <w:rPr/>
-      </w:pPr>
-      <w:r>
-        <w:rPr/>
-        <w:t> </w:t>
-      </w:r>
-      <w:r>
-        <w:rPr/>
-        <w:t>}</w:t>
-      </w:r>
-    </w:p>
-    <w:p>
-      <w:pPr>
-        <w:pStyle w:val="Code"/>
-        <w:rPr/>
-      </w:pPr>
-      <w:r>
-        <w:rPr/>
-        <w:br/>
-      </w:r>
-    </w:p>
-    <w:p>
-      <w:pPr>
-        <w:pStyle w:val="Code"/>
-        <w:rPr/>
-      </w:pPr>
-      <w:r>
-        <w:rPr/>
-        <w:t> </w:t>
-      </w:r>
-      <w:r>
-        <w:rPr/>
-        <w:t>public double getRadiusOfInscribedCircle(double sideLength, double cornerToCatenary) {</w:t>
-      </w:r>
-    </w:p>
-    <w:p>
-      <w:pPr>
-        <w:pStyle w:val="Code"/>
-        <w:rPr/>
-      </w:pPr>
-      <w:r>
-        <w:rPr/>
-        <w:t>  </w:t>
-      </w:r>
-      <w:r>
-        <w:rPr/>
-        <w:t>double squared = Math.pow(sideLength, 2) - Math.pow(cornerToCatenary, 2);</w:t>
-      </w:r>
-    </w:p>
-    <w:p>
-      <w:pPr>
-        <w:pStyle w:val="Code"/>
-        <w:rPr/>
-      </w:pPr>
-      <w:r>
-        <w:rPr/>
-        <w:t>  </w:t>
-      </w:r>
-      <w:r>
-        <w:rPr/>
-        <w:t>double regular = Math.sqrt(squared);</w:t>
-      </w:r>
-    </w:p>
-    <w:p>
-      <w:pPr>
-        <w:pStyle w:val="Code"/>
-        <w:rPr/>
-      </w:pPr>
-      <w:r>
-        <w:rPr/>
-        <w:t>  </w:t>
-      </w:r>
-      <w:r>
-        <w:rPr/>
-        <w:t>return regular / 2;</w:t>
-      </w:r>
-    </w:p>
-    <w:p>
-      <w:pPr>
-        <w:pStyle w:val="Code"/>
-        <w:rPr/>
-      </w:pPr>
-      <w:r>
-        <w:rPr/>
-        <w:t> </w:t>
-      </w:r>
-      <w:r>
-        <w:rPr/>
-        <w:t>}</w:t>
-      </w:r>
-    </w:p>
-    <w:p>
-      <w:pPr>
-        <w:pStyle w:val="Code"/>
-        <w:rPr/>
-      </w:pPr>
-      <w:r>
-        <w:rPr/>
-        <w:t>}</w:t>
-      </w:r>
-    </w:p>
-    <w:p>
-      <w:pPr>
-        <w:pStyle w:val="Code"/>
-        <w:rPr/>
-      </w:pPr>
-      <w:r>
-        <w:rPr/>
-        <w:br/>
-        <w:t>public class Coordinate {</w:t>
-      </w:r>
-    </w:p>
-    <w:p>
-      <w:pPr>
-        <w:pStyle w:val="Code"/>
-        <w:rPr/>
-      </w:pPr>
-      <w:r>
-        <w:rPr/>
-        <w:t> </w:t>
-      </w:r>
-      <w:r>
-        <w:rPr/>
-        <w:t>public int x;</w:t>
-      </w:r>
-    </w:p>
-    <w:p>
-      <w:pPr>
-        <w:pStyle w:val="Code"/>
-        <w:rPr/>
-      </w:pPr>
-      <w:r>
-        <w:rPr/>
-        <w:t> </w:t>
-      </w:r>
-      <w:r>
-        <w:rPr/>
-        <w:t>public int y;</w:t>
-      </w:r>
-    </w:p>
-    <w:p>
-      <w:pPr>
-        <w:pStyle w:val="Code"/>
-        <w:rPr/>
-      </w:pPr>
-      <w:r>
-        <w:rPr/>
-        <w:br/>
-      </w:r>
-    </w:p>
-    <w:p>
-      <w:pPr>
-        <w:pStyle w:val="Code"/>
-        <w:rPr/>
-      </w:pPr>
-      <w:r>
-        <w:rPr/>
-        <w:t> </w:t>
-      </w:r>
-      <w:r>
-        <w:rPr/>
-        <w:t>public Coordinate(int x, int y) {</w:t>
-      </w:r>
-    </w:p>
-    <w:p>
-      <w:pPr>
-        <w:pStyle w:val="Code"/>
-        <w:rPr/>
-      </w:pPr>
-      <w:r>
-        <w:rPr/>
-        <w:t>  </w:t>
-      </w:r>
-      <w:r>
-        <w:rPr/>
-        <w:t>this.x = x;</w:t>
-      </w:r>
-    </w:p>
-    <w:p>
-      <w:pPr>
-        <w:pStyle w:val="Code"/>
-        <w:rPr/>
-      </w:pPr>
-      <w:r>
-        <w:rPr/>
-        <w:t>  </w:t>
-      </w:r>
-      <w:r>
-        <w:rPr/>
-        <w:t>this.y = y;</w:t>
-      </w:r>
-    </w:p>
-    <w:p>
-      <w:pPr>
-        <w:pStyle w:val="Code"/>
-        <w:rPr/>
-      </w:pPr>
-      <w:r>
-        <w:rPr/>
-        <w:t> </w:t>
-      </w:r>
-      <w:r>
-        <w:rPr/>
-        <w:t>}</w:t>
-      </w:r>
-    </w:p>
-    <w:p>
-      <w:pPr>
-        <w:pStyle w:val="Code"/>
-        <w:rPr/>
-      </w:pPr>
-      <w:r>
-        <w:rPr/>
-        <w:t>}</w:t>
-      </w:r>
-    </w:p>
-    <w:p>
-      <w:pPr>
-        <w:pStyle w:val="P1"/>
-        <w:rPr/>
-      </w:pPr>
-      <w:r>
-        <w:rPr/>
-      </w:r>
-    </w:p>
-    <w:p>
-      <w:pPr>
-        <w:pStyle w:val="P1"/>
-        <w:rPr/>
-      </w:pPr>
-      <w:r>
-        <w:rPr/>
-        <w:t>Приклад використання:</w:t>
-      </w:r>
-    </w:p>
-    <w:p>
-      <w:pPr>
-        <w:pStyle w:val="P1"/>
-        <w:rPr/>
-      </w:pPr>
-      <w:r>
-        <w:rPr/>
-      </w:r>
-    </w:p>
-    <w:p>
-      <w:pPr>
-        <w:pStyle w:val="Code"/>
-        <w:rPr/>
-      </w:pPr>
-      <w:r>
-        <w:rPr/>
-        <w:t>public class a {</w:t>
-      </w:r>
-    </w:p>
-    <w:p>
-      <w:pPr>
-        <w:pStyle w:val="Code"/>
-        <w:rPr/>
-      </w:pPr>
-      <w:r>
-        <w:rPr/>
-        <w:t> </w:t>
-      </w:r>
-      <w:r>
-        <w:rPr/>
-        <w:t>public static void main(String[] args) {</w:t>
-      </w:r>
-    </w:p>
-    <w:p>
-      <w:pPr>
-        <w:pStyle w:val="Code"/>
-        <w:rPr/>
-      </w:pPr>
-      <w:r>
-        <w:rPr/>
-        <w:t>  </w:t>
-      </w:r>
-      <w:r>
-        <w:rPr/>
-        <w:t>int height = 5;</w:t>
-      </w:r>
-    </w:p>
-    <w:p>
-      <w:pPr>
-        <w:pStyle w:val="Code"/>
-        <w:rPr/>
-      </w:pPr>
-      <w:r>
-        <w:rPr/>
-        <w:t>  </w:t>
-      </w:r>
-      <w:r>
-        <w:rPr/>
-        <w:t>Coordinate a = new Coordinate(3, 0);</w:t>
-      </w:r>
-    </w:p>
-    <w:p>
-      <w:pPr>
-        <w:pStyle w:val="Code"/>
-        <w:rPr/>
-      </w:pPr>
-      <w:r>
-        <w:rPr/>
-        <w:t>  </w:t>
-      </w:r>
-      <w:r>
-        <w:rPr/>
-        <w:t>Coordinate b = new Coordinate(7, 0);</w:t>
-      </w:r>
-    </w:p>
-    <w:p>
-      <w:pPr>
-        <w:pStyle w:val="Code"/>
-        <w:rPr/>
-      </w:pPr>
-      <w:r>
-        <w:rPr/>
-        <w:t>  </w:t>
-      </w:r>
-      <w:r>
-        <w:rPr/>
-        <w:t>Coordinate d = new Coordinate(4, height);</w:t>
-      </w:r>
-    </w:p>
-    <w:p>
-      <w:pPr>
-        <w:pStyle w:val="Code"/>
-        <w:rPr/>
-      </w:pPr>
-      <w:r>
-        <w:rPr/>
-        <w:t>  </w:t>
-      </w:r>
-      <w:r>
-        <w:rPr/>
-        <w:t>Coordinate c = new Coordinate(10, height);</w:t>
-      </w:r>
-    </w:p>
-    <w:p>
-      <w:pPr>
-        <w:pStyle w:val="Code"/>
-        <w:rPr/>
-      </w:pPr>
-      <w:r>
-        <w:rPr/>
-        <w:t>  </w:t>
-      </w:r>
-      <w:r>
-        <w:rPr/>
-        <w:t>Trapezoid trapezoid = new Trapezoid(height, a, b, c, d);</w:t>
-      </w:r>
-    </w:p>
-    <w:p>
-      <w:pPr>
-        <w:pStyle w:val="Code"/>
-        <w:rPr/>
-      </w:pPr>
-      <w:r>
-        <w:rPr/>
-        <w:br/>
-      </w:r>
-    </w:p>
-    <w:p>
-      <w:pPr>
-        <w:pStyle w:val="Code"/>
-        <w:rPr/>
-      </w:pPr>
-      <w:r>
-        <w:rPr/>
-        <w:t>  </w:t>
-      </w:r>
-      <w:r>
-        <w:rPr/>
-        <w:t>double area = trapezoid.getArea();</w:t>
-      </w:r>
-    </w:p>
-    <w:p>
-      <w:pPr>
-        <w:pStyle w:val="Code"/>
-        <w:rPr/>
-      </w:pPr>
-      <w:r>
-        <w:rPr/>
-        <w:t>  </w:t>
-      </w:r>
-      <w:r>
-        <w:rPr/>
-        <w:t>double sideLength = 5;</w:t>
-      </w:r>
-    </w:p>
-    <w:p>
-      <w:pPr>
-        <w:pStyle w:val="Code"/>
-        <w:rPr/>
-      </w:pPr>
-      <w:r>
-        <w:rPr/>
-        <w:t>  </w:t>
-      </w:r>
-      <w:r>
-        <w:rPr/>
-        <w:t>double cornerToCatenary = 3;</w:t>
-      </w:r>
-    </w:p>
-    <w:p>
-      <w:pPr>
-        <w:pStyle w:val="Code"/>
-        <w:rPr/>
-      </w:pPr>
-      <w:r>
-        <w:rPr/>
-        <w:t>  </w:t>
-      </w:r>
-      <w:r>
-        <w:rPr/>
-        <w:t>double circleRadius = trapezoid.getRadiusOfInscribedCircle(sideLength, cornerToCatenary);</w:t>
-      </w:r>
-    </w:p>
-    <w:p>
-      <w:pPr>
-        <w:pStyle w:val="Code"/>
-        <w:rPr/>
-      </w:pPr>
-      <w:r>
-        <w:rPr/>
-        <w:br/>
-      </w:r>
-    </w:p>
-    <w:p>
-      <w:pPr>
-        <w:pStyle w:val="Code"/>
-        <w:rPr/>
-      </w:pPr>
-      <w:r>
-        <w:rPr/>
-        <w:t>  </w:t>
-      </w:r>
-      <w:r>
-        <w:rPr/>
-        <w:t>System.out.println("Area: " + area);</w:t>
-      </w:r>
-    </w:p>
-    <w:p>
-      <w:pPr>
-        <w:pStyle w:val="Code"/>
-        <w:rPr/>
-      </w:pPr>
-      <w:r>
-        <w:rPr/>
-        <w:t>  </w:t>
-      </w:r>
-      <w:r>
-        <w:rPr/>
-        <w:t>System.out.println("Circle radius: " + circleRadius);</w:t>
-      </w:r>
-    </w:p>
-    <w:p>
-      <w:pPr>
-        <w:pStyle w:val="Code"/>
-        <w:rPr/>
-      </w:pPr>
-      <w:r>
-        <w:rPr/>
-        <w:t> </w:t>
-      </w:r>
-      <w:r>
-        <w:rPr/>
-        <w:t>}</w:t>
-      </w:r>
-    </w:p>
-    <w:p>
-      <w:pPr>
-        <w:pStyle w:val="Code"/>
-        <w:rPr/>
-      </w:pPr>
-      <w:r>
-        <w:rPr/>
-        <w:t>}</w:t>
-      </w:r>
-    </w:p>
-    <w:p>
-      <w:pPr>
-        <w:pStyle w:val="Normal"/>
-        <w:pBdr/>
-        <w:spacing w:lineRule="atLeast" w:line="380"/>
-        <w:rPr>
-          <w:rFonts w:ascii="Consolas" w:hAnsi="Consolas"/>
-          <w:sz w:val="21"/>
-          <w:shd w:fill="FFFFFF" w:val="clear"/>
-        </w:rPr>
-      </w:pPr>
-      <w:r>
-        <w:rPr>
-          <w:rFonts w:ascii="Consolas" w:hAnsi="Consolas"/>
-          <w:sz w:val="21"/>
-          <w:shd w:fill="FFFFFF" w:val="clear"/>
-        </w:rPr>
-      </w:r>
-    </w:p>
-    <w:p>
-      <w:pPr>
-        <w:pStyle w:val="IMG1"/>
-        <w:rPr/>
-      </w:pPr>
-      <w:r>
-        <w:rPr/>
-        <w:drawing>
-          <wp:inline distT="0" distB="0" distL="0" distR="0">
-            <wp:extent cx="1397000" cy="311150"/>
-            <wp:effectExtent l="0" t="0" r="0" b="0"/>
-            <wp:docPr id="3" name="Зображення3" descr=""/>
-            <wp:cNvGraphicFramePr>
-              <a:graphicFrameLocks xmlns:a="http://schemas.openxmlformats.org/drawingml/2006/main" noChangeAspect="1"/>
-            </wp:cNvGraphicFramePr>
-            <a:graphic xmlns:a="http://schemas.openxmlformats.org/drawingml/2006/main">
-              <a:graphicData uri="http://schemas.openxmlformats.org/drawingml/2006/picture">
-                <pic:pic xmlns:pic="http://schemas.openxmlformats.org/drawingml/2006/picture">
-                  <pic:nvPicPr>
-                    <pic:cNvPr id="3" name="Зображення3" descr=""/>
-                    <pic:cNvPicPr>
-                      <a:picLocks noChangeAspect="1" noChangeArrowheads="1"/>
-                    </pic:cNvPicPr>
-                  </pic:nvPicPr>
-                  <pic:blipFill>
-                    <a:blip r:embed="rId4"/>
-                    <a:stretch>
-                      <a:fillRect/>
-                    </a:stretch>
-                  </pic:blipFill>
-                  <pic:spPr bwMode="auto">
-                    <a:xfrm>
-                      <a:off x="0" y="0"/>
-                      <a:ext cx="1397000" cy="311150"/>
-                    </a:xfrm>
-                    <a:prstGeom prst="rect">
-                      <a:avLst/>
-                    </a:prstGeom>
-                    <a:noFill/>
-                  </pic:spPr>
-                </pic:pic>
-              </a:graphicData>
-            </a:graphic>
-          </wp:inline>
-        </w:drawing>
-      </w:r>
-    </w:p>
-    <w:p>
-      <w:pPr>
-        <w:pStyle w:val="IMG1"/>
-        <w:rPr/>
-      </w:pPr>
-      <w:r>
-        <w:rPr/>
-        <w:t>Рисунок 1.3 - Результати виконання</w:t>
+        <w:t>Рисунок 2.1 - Результати виконання</w:t>
       </w:r>
     </w:p>
     <w:p>
@@ -2821,23 +2400,22 @@
           <w:sz w:val="20"/>
         </w:rPr>
       </w:pPr>
-      <w:r>
-        <w:rPr/>
-        <w:t xml:space="preserve">Після виконання роботи, </w:t>
-      </w:r>
-      <w:r>
-        <w:rPr>
-          <w:lang w:val="en-US"/>
-        </w:rPr>
-        <w:t xml:space="preserve">було </w:t>
-      </w:r>
       <w:r>
         <w:rPr>
           <w:color w:val="000000"/>
           <w:sz w:val="28"/>
           <w:shd w:fill="FFFFFF" w:val="clear"/>
-        </w:rPr>
-        <w:t>вивчено основи об’єктно-орієнтованого підходу програмування в Java.</w:t>
+          <w:lang w:val="uk-UA"/>
+        </w:rPr>
+        <w:t xml:space="preserve">Після виконання роботи було навчено основним принципам роботи з рядками </w:t>
+      </w:r>
+      <w:r>
+        <w:rPr>
+          <w:color w:val="000000"/>
+          <w:sz w:val="28"/>
+          <w:shd w:fill="FFFFFF" w:val="clear"/>
+        </w:rPr>
+        <w:t>в Java.</w:t>
       </w:r>
     </w:p>
     <w:p>
@@ -2860,107 +2438,305 @@
         <w:rPr>
           <w:color w:val="auto"/>
         </w:rPr>
-        <w:t xml:space="preserve">Питання </w:t>
+        <w:t>Питання</w:t>
       </w:r>
     </w:p>
     <w:p>
       <w:pPr>
         <w:pStyle w:val="H2"/>
-        <w:rPr>
-          <w:color w:val="auto"/>
-        </w:rPr>
-      </w:pPr>
-      <w:r>
-        <w:rPr>
-          <w:color w:val="auto"/>
-        </w:rPr>
-        <w:t>Модифікатори класів, їх суть</w:t>
-      </w:r>
-    </w:p>
-    <w:p>
-      <w:pPr>
-        <w:pStyle w:val="P1"/>
-        <w:rPr/>
-      </w:pPr>
-      <w:r>
-        <w:rPr/>
-      </w:r>
-    </w:p>
-    <w:p>
-      <w:pPr>
-        <w:pStyle w:val="P1"/>
-        <w:rPr/>
-      </w:pPr>
-      <w:r>
-        <w:rPr/>
-        <w:t>Модифікатори класів:</w:t>
-      </w:r>
-    </w:p>
-    <w:p>
-      <w:pPr>
-        <w:pStyle w:val="P1"/>
-        <w:rPr/>
-      </w:pPr>
-      <w:r>
-        <w:rPr/>
-      </w:r>
-    </w:p>
-    <w:p>
-      <w:pPr>
-        <w:pStyle w:val="P1"/>
-        <w:rPr/>
-      </w:pPr>
-      <w:r>
-        <w:rPr/>
-        <w:t>- Public: доступний для будь-якого іншого класу;</w:t>
-      </w:r>
-    </w:p>
-    <w:p>
-      <w:pPr>
-        <w:pStyle w:val="P1"/>
-        <w:rPr/>
-      </w:pPr>
-      <w:r>
-        <w:rPr/>
-        <w:t>- Default: доступний тільки для класів з того ж модулю. Встановлюється за замовчуванням.</w:t>
-      </w:r>
-    </w:p>
-    <w:p>
-      <w:pPr>
-        <w:pStyle w:val="P1"/>
-        <w:rPr/>
-      </w:pPr>
-      <w:r>
-        <w:rPr/>
-      </w:r>
-    </w:p>
-    <w:p>
-      <w:pPr>
-        <w:pStyle w:val="P1"/>
-        <w:rPr>
-          <w:rFonts w:ascii="Calibri" w:hAnsi="Calibri" w:eastAsia="Calibri" w:cs="Calibri"/>
-          <w:sz w:val="22"/>
-          <w:szCs w:val="22"/>
-          <w:lang w:eastAsia="en-US"/>
-        </w:rPr>
-      </w:pPr>
-      <w:r>
-        <w:rPr/>
+        <w:rPr/>
+      </w:pPr>
+      <w:r>
+        <w:rPr/>
+        <w:t>Назвіть особливості роботи з рядками в мові Java.</w:t>
+      </w:r>
+    </w:p>
+    <w:p>
+      <w:pPr>
+        <w:pStyle w:val="P1"/>
+        <w:rPr/>
+      </w:pPr>
+      <w:r>
+        <w:rPr/>
+      </w:r>
+    </w:p>
+    <w:p>
+      <w:pPr>
+        <w:pStyle w:val="P1"/>
+        <w:rPr/>
+      </w:pPr>
+      <w:r>
+        <w:rPr/>
+        <w:t xml:space="preserve">Оголошуються з подвійними лапками. </w:t>
+      </w:r>
+      <w:r>
+        <w:rPr/>
+        <w:t xml:space="preserve">Функціями </w:t>
+      </w:r>
+      <w:r>
+        <w:rPr>
+          <w:lang w:val="en-US"/>
+        </w:rPr>
+        <w:t xml:space="preserve">toUpperCase </w:t>
+      </w:r>
+      <w:r>
+        <w:rPr>
+          <w:lang w:val="uk-UA"/>
+        </w:rPr>
+        <w:t xml:space="preserve">та </w:t>
+      </w:r>
+      <w:r>
+        <w:rPr>
+          <w:lang w:val="en-US"/>
+        </w:rPr>
+        <w:t xml:space="preserve">toLowerCase </w:t>
+      </w:r>
+      <w:r>
+        <w:rPr>
+          <w:lang w:val="uk-UA"/>
+        </w:rPr>
+        <w:t xml:space="preserve">переводяться до верхнього та нижнього регістрів. Підрядок отримується функцією </w:t>
+      </w:r>
+      <w:r>
+        <w:rPr>
+          <w:lang w:val="en-US"/>
+        </w:rPr>
+        <w:t xml:space="preserve">substring. </w:t>
+      </w:r>
+      <w:r>
+        <w:rPr>
+          <w:lang w:val="uk-UA"/>
+        </w:rPr>
+        <w:t>Отримати символ рядку можна за індексом.</w:t>
+      </w:r>
+    </w:p>
+    <w:p>
+      <w:pPr>
+        <w:pStyle w:val="P1"/>
+        <w:rPr>
+          <w:lang w:val="uk-UA"/>
+        </w:rPr>
+      </w:pPr>
+      <w:r>
+        <w:rPr>
+          <w:lang w:val="uk-UA"/>
+        </w:rPr>
+      </w:r>
+    </w:p>
+    <w:p>
+      <w:pPr>
+        <w:pStyle w:val="H2"/>
+        <w:rPr/>
+      </w:pPr>
+      <w:r>
+        <w:rPr/>
+        <w:t>Для чого призначений клас String?</w:t>
+      </w:r>
+    </w:p>
+    <w:p>
+      <w:pPr>
+        <w:pStyle w:val="P1"/>
+        <w:rPr/>
+      </w:pPr>
+      <w:r>
+        <w:rPr/>
+      </w:r>
+    </w:p>
+    <w:p>
+      <w:pPr>
+        <w:pStyle w:val="P1"/>
+        <w:rPr/>
+      </w:pPr>
+      <w:r>
+        <w:rPr/>
+        <w:t xml:space="preserve">Для роботи з рядками. Вони представляються як масиви символів, а клас </w:t>
+      </w:r>
+      <w:r>
+        <w:rPr>
+          <w:lang w:val="en-US"/>
+        </w:rPr>
+        <w:t xml:space="preserve">String </w:t>
+      </w:r>
+      <w:r>
+        <w:rPr>
+          <w:lang w:val="uk-UA"/>
+        </w:rPr>
+        <w:t>дає методи роботи з ними як з об’єктами.</w:t>
+      </w:r>
+    </w:p>
+    <w:p>
+      <w:pPr>
+        <w:pStyle w:val="P1"/>
+        <w:rPr/>
+      </w:pPr>
+      <w:r>
+        <w:rPr/>
+      </w:r>
+    </w:p>
+    <w:p>
+      <w:pPr>
+        <w:pStyle w:val="H2"/>
+        <w:rPr/>
+      </w:pPr>
+      <w:r>
+        <w:rPr/>
+        <w:t>Назвіть основні методи класу String?</w:t>
+      </w:r>
+    </w:p>
+    <w:p>
+      <w:pPr>
+        <w:pStyle w:val="P1"/>
+        <w:rPr/>
+      </w:pPr>
+      <w:r>
+        <w:rPr/>
+      </w:r>
+    </w:p>
+    <w:p>
+      <w:pPr>
+        <w:pStyle w:val="P1"/>
+        <w:rPr/>
+      </w:pPr>
+      <w:r>
+        <w:rPr/>
+        <w:t xml:space="preserve">Символ можна отримати функцією </w:t>
+      </w:r>
+      <w:r>
+        <w:rPr>
+          <w:lang w:val="en-US"/>
+        </w:rPr>
+        <w:t xml:space="preserve">charAt </w:t>
+      </w:r>
+      <w:r>
+        <w:rPr>
+          <w:lang w:val="uk-UA"/>
+        </w:rPr>
+        <w:t xml:space="preserve">за індексом, а його значення </w:t>
+      </w:r>
+      <w:r>
+        <w:rPr>
+          <w:lang w:val="en-US"/>
+        </w:rPr>
+        <w:t xml:space="preserve">Unicode </w:t>
+      </w:r>
+      <w:r>
+        <w:rPr>
+          <w:lang w:val="uk-UA"/>
+        </w:rPr>
+        <w:t xml:space="preserve">функцією </w:t>
+      </w:r>
+      <w:r>
+        <w:rPr>
+          <w:lang w:val="en-US"/>
+        </w:rPr>
+        <w:t xml:space="preserve">codePointAt. </w:t>
+      </w:r>
+      <w:r>
+        <w:rPr>
+          <w:lang w:val="uk-UA"/>
+        </w:rPr>
+        <w:t xml:space="preserve">Порівняти два рядки можна функцією </w:t>
+      </w:r>
+      <w:r>
+        <w:rPr>
+          <w:lang w:val="en-US"/>
+        </w:rPr>
+        <w:t xml:space="preserve">compareTo. </w:t>
+      </w:r>
+      <w:r>
+        <w:rPr>
+          <w:lang w:val="uk-UA"/>
+        </w:rPr>
+        <w:t xml:space="preserve">З’єднати два рядки можна функцією </w:t>
+      </w:r>
+      <w:r>
+        <w:rPr>
+          <w:lang w:val="en-US"/>
+        </w:rPr>
+        <w:t xml:space="preserve">concat. </w:t>
+      </w:r>
+      <w:r>
+        <w:rPr>
+          <w:lang w:val="uk-UA"/>
+        </w:rPr>
+        <w:t xml:space="preserve">Пошук у рядку здійснює функція </w:t>
+      </w:r>
+      <w:r>
+        <w:rPr>
+          <w:lang w:val="en-US"/>
+        </w:rPr>
+        <w:t xml:space="preserve">contains. </w:t>
+      </w:r>
+      <w:r>
+        <w:rPr>
+          <w:lang w:val="uk-UA"/>
+        </w:rPr>
+        <w:t xml:space="preserve">Пошук на початку та у кінці рядку роблять функції </w:t>
+      </w:r>
+      <w:r>
+        <w:rPr>
+          <w:lang w:val="en-US"/>
+        </w:rPr>
+        <w:t xml:space="preserve">startsWith </w:t>
+      </w:r>
+      <w:r>
+        <w:rPr>
+          <w:lang w:val="uk-UA"/>
+        </w:rPr>
+        <w:t xml:space="preserve">та </w:t>
+      </w:r>
+      <w:r>
+        <w:rPr>
+          <w:lang w:val="en-US"/>
+        </w:rPr>
+        <w:t xml:space="preserve">endsWith. </w:t>
+      </w:r>
+      <w:r>
+        <w:rPr>
+          <w:lang w:val="uk-UA"/>
+        </w:rPr>
+        <w:t xml:space="preserve">Замінити підрядок можна функцією </w:t>
+      </w:r>
+      <w:r>
+        <w:rPr>
+          <w:lang w:val="en-US"/>
+        </w:rPr>
+        <w:t xml:space="preserve">replace. </w:t>
+      </w:r>
+      <w:r>
+        <w:rPr>
+          <w:lang w:val="uk-UA"/>
+        </w:rPr>
+        <w:t xml:space="preserve">Перевести у масив символів можна функцією </w:t>
+      </w:r>
+      <w:r>
+        <w:rPr>
+          <w:lang w:val="en-US"/>
+        </w:rPr>
+        <w:t>toCharArray.</w:t>
+      </w:r>
+    </w:p>
+    <w:p>
+      <w:pPr>
+        <w:pStyle w:val="P1"/>
+        <w:rPr/>
+      </w:pPr>
+      <w:r>
+        <w:rPr>
+          <w:lang w:val="uk-UA"/>
+        </w:rPr>
         <w:t xml:space="preserve">Джерело: </w:t>
       </w:r>
-      <w:r>
-        <w:rPr>
-          <w:u w:val="single" w:color="FFFFFF"/>
-        </w:rPr>
-        <w:t>Java Modifiers</w:t>
-      </w:r>
-      <w:r>
-        <w:rPr>
-          <w:rFonts w:eastAsia="Calibri" w:cs="Calibri" w:ascii="Calibri" w:hAnsi="Calibri"/>
-          <w:sz w:val="22"/>
-          <w:szCs w:val="22"/>
-          <w:lang w:eastAsia="en-US"/>
-        </w:rPr>
+      <w:hyperlink r:id="rId4">
+        <w:r>
+          <w:rPr>
+            <w:rStyle w:val="Hyperlink"/>
+          </w:rPr>
+          <w:t>Java String Reference</w:t>
+        </w:r>
+      </w:hyperlink>
+      <w:r>
+        <w:rPr/>
         <w:t>.</w:t>
       </w:r>
     </w:p>
@@ -2976,122 +2752,81 @@
     <w:p>
       <w:pPr>
         <w:pStyle w:val="H2"/>
-        <w:rPr>
-          <w:color w:val="auto"/>
-        </w:rPr>
-      </w:pPr>
-      <w:r>
-        <w:rPr>
-          <w:color w:val="auto"/>
-        </w:rPr>
-        <w:t>Модифікатори методів, їх суть</w:t>
-      </w:r>
-    </w:p>
-    <w:p>
-      <w:pPr>
-        <w:pStyle w:val="P1"/>
-        <w:rPr/>
-      </w:pPr>
-      <w:r>
-        <w:rPr/>
-      </w:r>
-    </w:p>
-    <w:p>
-      <w:pPr>
-        <w:pStyle w:val="P1"/>
-        <w:rPr/>
-      </w:pPr>
-      <w:r>
-        <w:rPr/>
-        <w:t>Для методів модифікатори:</w:t>
-      </w:r>
-    </w:p>
-    <w:p>
-      <w:pPr>
-        <w:pStyle w:val="P1"/>
-        <w:rPr/>
-      </w:pPr>
-      <w:r>
-        <w:rPr/>
-      </w:r>
-    </w:p>
-    <w:p>
-      <w:pPr>
-        <w:pStyle w:val="P1"/>
-        <w:rPr/>
-      </w:pPr>
-      <w:r>
-        <w:rPr/>
-        <w:t>- Public: доступний для всіх класів;</w:t>
-      </w:r>
-    </w:p>
-    <w:p>
-      <w:pPr>
-        <w:pStyle w:val="P1"/>
-        <w:rPr/>
-      </w:pPr>
-      <w:r>
-        <w:rPr/>
-        <w:t>- Private: доступний лише для свого класу;</w:t>
-      </w:r>
-    </w:p>
-    <w:p>
-      <w:pPr>
-        <w:pStyle w:val="P1"/>
-        <w:rPr/>
-      </w:pPr>
-      <w:r>
-        <w:rPr/>
-        <w:t>- Default: доступний для класів свого модулю;</w:t>
-      </w:r>
-    </w:p>
-    <w:p>
-      <w:pPr>
-        <w:pStyle w:val="P1"/>
-        <w:rPr/>
-      </w:pPr>
-      <w:r>
-        <w:rPr/>
-        <w:t>- Protected: доступний для класів свого модулю та підкласів.</w:t>
-      </w:r>
-    </w:p>
-    <w:p>
-      <w:pPr>
-        <w:pStyle w:val="P1"/>
-        <w:rPr/>
-      </w:pPr>
-      <w:r>
-        <w:rPr/>
-      </w:r>
-    </w:p>
-    <w:p>
-      <w:pPr>
-        <w:pStyle w:val="P1"/>
-        <w:rPr>
-          <w:rFonts w:ascii="Calibri" w:hAnsi="Calibri" w:eastAsia="Calibri" w:cs="Calibri"/>
-          <w:sz w:val="22"/>
-          <w:szCs w:val="22"/>
-          <w:lang w:eastAsia="en-US"/>
-        </w:rPr>
-      </w:pPr>
-      <w:r>
-        <w:rPr/>
-        <w:t xml:space="preserve">Джерело: </w:t>
-      </w:r>
-      <w:r>
-        <w:rPr>
-          <w:u w:val="single" w:color="FFFFFF"/>
-        </w:rPr>
-        <w:t>Java Modifiers</w:t>
-      </w:r>
-      <w:r>
-        <w:rPr>
-          <w:rFonts w:eastAsia="Calibri" w:cs="Calibri" w:ascii="Calibri" w:hAnsi="Calibri"/>
-          <w:sz w:val="22"/>
-          <w:szCs w:val="22"/>
-          <w:lang w:eastAsia="en-US"/>
-        </w:rPr>
-        <w:t>.</w:t>
+        <w:rPr/>
+      </w:pPr>
+      <w:r>
+        <w:rPr/>
+        <w:t>Особливості використання класу String?</w:t>
+      </w:r>
+    </w:p>
+    <w:p>
+      <w:pPr>
+        <w:pStyle w:val="P1"/>
+        <w:rPr/>
+      </w:pPr>
+      <w:r>
+        <w:rPr/>
+      </w:r>
+    </w:p>
+    <w:p>
+      <w:pPr>
+        <w:pStyle w:val="P1"/>
+        <w:rPr/>
+      </w:pPr>
+      <w:r>
+        <w:rPr/>
+        <w:t xml:space="preserve">Рядок у </w:t>
+      </w:r>
+      <w:r>
+        <w:rPr>
+          <w:lang w:val="en-US"/>
+        </w:rPr>
+        <w:t xml:space="preserve">Java </w:t>
+      </w:r>
+      <w:r>
+        <w:rPr>
+          <w:lang w:val="uk-UA"/>
+        </w:rPr>
+        <w:t xml:space="preserve">є незмінним, тому для модифікації створюється новий об’єкт. </w:t>
+      </w:r>
+      <w:r>
+        <w:rPr>
+          <w:lang w:val="en-US"/>
+        </w:rPr>
+        <w:t>(</w:t>
+      </w:r>
+      <w:r>
+        <w:fldChar w:fldCharType="begin"/>
+      </w:r>
+      <w:r>
+        <w:rPr>
+          <w:rStyle w:val="Hyperlink"/>
+        </w:rPr>
+        <w:instrText xml:space="preserve"> HYPERLINK "https://www.geeksforgeeks.org/java-string-is-immutable-what-exactly-is-the-meaning/" \l ":~:text=Java%20does%20not%20modify%20the%20original%20one%2C%20it%20creates%20a%20new%20string%20object%20instead."</w:instrText>
+      </w:r>
+      <w:r>
+        <w:rPr>
+          <w:rStyle w:val="Hyperlink"/>
+        </w:rPr>
+        <w:fldChar w:fldCharType="separate"/>
+      </w:r>
+      <w:r>
+        <w:rPr>
+          <w:rStyle w:val="Hyperlink"/>
+        </w:rPr>
+        <w:t>Why Java Strings are Immutable? | GeeksforGeeks</w:t>
+      </w:r>
+      <w:r>
+        <w:rPr>
+          <w:rStyle w:val="Hyperlink"/>
+        </w:rPr>
+        <w:fldChar w:fldCharType="end"/>
+      </w:r>
+      <w:r>
+        <w:rPr>
+          <w:lang w:val="en-US"/>
+        </w:rPr>
+        <w:t>).</w:t>
       </w:r>
     </w:p>
     <w:p>
@@ -3106,207 +2841,184 @@
     <w:p>
       <w:pPr>
         <w:pStyle w:val="H2"/>
-        <w:rPr>
-          <w:color w:val="auto"/>
-        </w:rPr>
-      </w:pPr>
-      <w:r>
-        <w:rPr>
-          <w:color w:val="auto"/>
-        </w:rPr>
-        <w:t>Абстрактний клас: що та нащо</w:t>
-      </w:r>
-    </w:p>
-    <w:p>
-      <w:pPr>
-        <w:pStyle w:val="P1"/>
-        <w:rPr/>
-      </w:pPr>
-      <w:r>
-        <w:rPr/>
-      </w:r>
-    </w:p>
-    <w:p>
-      <w:pPr>
-        <w:pStyle w:val="P1"/>
-        <w:rPr/>
-      </w:pPr>
-      <w:r>
-        <w:rPr/>
-        <w:t>Клас оголошений зі словом abstract, призначений для створення інтерфейсів. Його можна лише використати, щоб створити підкласи.</w:t>
-      </w:r>
-    </w:p>
-    <w:p>
-      <w:pPr>
-        <w:pStyle w:val="P1"/>
-        <w:rPr/>
-      </w:pPr>
-      <w:r>
-        <w:rPr/>
-        <w:t>Абстрактний метод є порожнім і теж має бути перезаписаний у підкласі.</w:t>
-      </w:r>
-    </w:p>
-    <w:p>
-      <w:pPr>
-        <w:pStyle w:val="P1"/>
-        <w:rPr/>
-      </w:pPr>
-      <w:r>
-        <w:rPr/>
-      </w:r>
-    </w:p>
-    <w:p>
-      <w:pPr>
-        <w:pStyle w:val="P1"/>
-        <w:rPr>
-          <w:rFonts w:ascii="Calibri" w:hAnsi="Calibri" w:eastAsia="Calibri" w:cs="Calibri"/>
-          <w:sz w:val="22"/>
-          <w:szCs w:val="22"/>
-          <w:lang w:eastAsia="en-US"/>
-        </w:rPr>
-      </w:pPr>
-      <w:r>
-        <w:rPr/>
-        <w:t xml:space="preserve">Джерело: </w:t>
-      </w:r>
-      <w:r>
-        <w:rPr>
-          <w:u w:val="single" w:color="FFFFFF"/>
-        </w:rPr>
-        <w:t>Java Abstraction</w:t>
-      </w:r>
-      <w:r>
-        <w:rPr>
-          <w:rFonts w:eastAsia="Calibri" w:cs="Calibri" w:ascii="Calibri" w:hAnsi="Calibri"/>
-          <w:sz w:val="22"/>
-          <w:szCs w:val="22"/>
-          <w:lang w:eastAsia="en-US"/>
-        </w:rPr>
-        <w:t>.</w:t>
-      </w:r>
-    </w:p>
-    <w:p>
-      <w:pPr>
-        <w:pStyle w:val="P1"/>
-        <w:rPr/>
-      </w:pPr>
-      <w:r>
-        <w:rPr/>
-      </w:r>
-    </w:p>
-    <w:p>
-      <w:pPr>
-        <w:pStyle w:val="H2"/>
-        <w:rPr>
-          <w:color w:val="auto"/>
-        </w:rPr>
-      </w:pPr>
-      <w:r>
-        <w:rPr>
-          <w:color w:val="auto"/>
-        </w:rPr>
-        <w:t>Для чого клас Object в Java?</w:t>
-      </w:r>
-    </w:p>
-    <w:p>
-      <w:pPr>
-        <w:pStyle w:val="P1"/>
-        <w:rPr/>
-      </w:pPr>
-      <w:r>
-        <w:rPr/>
-      </w:r>
-    </w:p>
-    <w:p>
-      <w:pPr>
-        <w:pStyle w:val="P1"/>
-        <w:rPr/>
-      </w:pPr>
-      <w:r>
-        <w:rPr/>
-        <w:t>Початок ієрархії класів у Java. Від нього наслідують всі класи прямо або непрямо. Клас Object має кілька методів: toString(), hashCode(), equals(), та інші.</w:t>
-      </w:r>
-    </w:p>
-    <w:p>
-      <w:pPr>
-        <w:pStyle w:val="P1"/>
-        <w:rPr>
-          <w:rFonts w:ascii="Calibri" w:hAnsi="Calibri" w:eastAsia="Calibri" w:cs="Calibri"/>
-          <w:sz w:val="22"/>
-          <w:szCs w:val="22"/>
-          <w:lang w:eastAsia="en-US"/>
-        </w:rPr>
-      </w:pPr>
-      <w:r>
-        <w:rPr/>
-        <w:t xml:space="preserve">Джерело: </w:t>
-      </w:r>
-      <w:r>
-        <w:rPr>
-          <w:u w:val="single" w:color="FFFFFF"/>
-        </w:rPr>
-        <w:t>Object Class in Java | GeeksforGeeks</w:t>
-      </w:r>
-      <w:r>
-        <w:rPr>
-          <w:rFonts w:eastAsia="Calibri" w:cs="Calibri" w:ascii="Calibri" w:hAnsi="Calibri"/>
-          <w:sz w:val="22"/>
-          <w:szCs w:val="22"/>
-          <w:lang w:eastAsia="en-US"/>
-        </w:rPr>
-        <w:t>.</w:t>
-      </w:r>
-    </w:p>
-    <w:p>
-      <w:pPr>
-        <w:pStyle w:val="P1"/>
-        <w:rPr/>
-      </w:pPr>
-      <w:r>
-        <w:rPr/>
-      </w:r>
-    </w:p>
-    <w:p>
-      <w:pPr>
-        <w:pStyle w:val="H2"/>
-        <w:rPr>
-          <w:color w:val="auto"/>
-        </w:rPr>
-      </w:pPr>
-      <w:r>
-        <w:rPr>
-          <w:color w:val="auto"/>
-        </w:rPr>
-        <w:t>Особливості конструктора класу в Java</w:t>
-      </w:r>
-    </w:p>
-    <w:p>
-      <w:pPr>
-        <w:pStyle w:val="P1"/>
-        <w:rPr/>
-      </w:pPr>
-      <w:r>
-        <w:rPr/>
-      </w:r>
-    </w:p>
-    <w:p>
-      <w:pPr>
-        <w:pStyle w:val="P1"/>
-        <w:rPr/>
-      </w:pPr>
-      <w:r>
-        <w:rPr/>
-        <w:t>Конструктор завжди є, навіть якщо не визначений. Запускається при створення об’єкту. Може приймати параметри. Не повертає жодних значень.</w:t>
-      </w:r>
-    </w:p>
-    <w:p>
-      <w:pPr>
-        <w:pStyle w:val="P1"/>
-        <w:rPr/>
-      </w:pPr>
-      <w:r>
-        <w:rPr/>
-        <w:t>Джерело: методичні вказівки.</w:t>
+        <w:rPr/>
+      </w:pPr>
+      <w:r>
+        <w:rPr/>
+        <w:t>Які особливості роботи Java з різними кодуваннями ви знаєте?</w:t>
+      </w:r>
+    </w:p>
+    <w:p>
+      <w:pPr>
+        <w:pStyle w:val="P1"/>
+        <w:rPr/>
+      </w:pPr>
+      <w:r>
+        <w:rPr/>
+      </w:r>
+    </w:p>
+    <w:p>
+      <w:pPr>
+        <w:pStyle w:val="P1"/>
+        <w:rPr/>
+      </w:pPr>
+      <w:r>
+        <w:rPr/>
+        <w:t xml:space="preserve">За замовчуванням </w:t>
+      </w:r>
+      <w:r>
+        <w:rPr>
+          <w:lang w:val="en-US"/>
+        </w:rPr>
+        <w:t xml:space="preserve">Java </w:t>
+      </w:r>
+      <w:r>
+        <w:rPr>
+          <w:lang w:val="uk-UA"/>
+        </w:rPr>
+        <w:t xml:space="preserve">використовує кодування </w:t>
+      </w:r>
+      <w:r>
+        <w:rPr>
+          <w:lang w:val="en-US"/>
+        </w:rPr>
+        <w:t xml:space="preserve">UTF-16. </w:t>
+      </w:r>
+      <w:r>
+        <w:rPr>
+          <w:lang w:val="uk-UA"/>
+        </w:rPr>
+        <w:t xml:space="preserve">Для зміни кодування </w:t>
+      </w:r>
+      <w:r>
+        <w:rPr>
+          <w:lang w:val="uk-UA"/>
+        </w:rPr>
+        <w:t xml:space="preserve">можна створити об’єкт </w:t>
+      </w:r>
+      <w:r>
+        <w:rPr>
+          <w:lang w:val="en-US"/>
+        </w:rPr>
+        <w:t>PrintStream:</w:t>
+      </w:r>
+    </w:p>
+    <w:p>
+      <w:pPr>
+        <w:pStyle w:val="P1"/>
+        <w:rPr>
+          <w:lang w:val="en-US"/>
+        </w:rPr>
+      </w:pPr>
+      <w:r>
+        <w:rPr>
+          <w:lang w:val="en-US"/>
+        </w:rPr>
+      </w:r>
+    </w:p>
+    <w:p>
+      <w:pPr>
+        <w:pStyle w:val="Code"/>
+        <w:rPr>
+          <w:rFonts w:ascii="Courier New" w:hAnsi="Courier New"/>
+          <w:color w:val="auto"/>
+        </w:rPr>
+      </w:pPr>
+      <w:r>
+        <w:rPr>
+          <w:rFonts w:ascii="Courier New" w:hAnsi="Courier New"/>
+          <w:b w:val="false"/>
+          <w:color w:val="auto"/>
+          <w:sz w:val="21"/>
+        </w:rPr>
+        <w:t>PrintStream out = new PrintStream(System.out, true, StandardCharsets.UTF_8);</w:t>
+      </w:r>
+    </w:p>
+    <w:p>
+      <w:pPr>
+        <w:pStyle w:val="Code"/>
+        <w:rPr>
+          <w:rFonts w:ascii="Courier New" w:hAnsi="Courier New"/>
+          <w:color w:val="auto"/>
+        </w:rPr>
+      </w:pPr>
+      <w:r>
+        <w:rPr>
+          <w:rFonts w:ascii="Courier New" w:hAnsi="Courier New"/>
+          <w:color w:val="auto"/>
+        </w:rPr>
+      </w:r>
+    </w:p>
+    <w:p>
+      <w:pPr>
+        <w:pStyle w:val="P1"/>
+        <w:rPr>
+          <w:lang w:val="uk-UA"/>
+        </w:rPr>
+      </w:pPr>
+      <w:r>
+        <w:rPr>
+          <w:lang w:val="uk-UA"/>
+        </w:rPr>
+        <w:t>І використовувати його для виводу:</w:t>
+      </w:r>
+    </w:p>
+    <w:p>
+      <w:pPr>
+        <w:pStyle w:val="P1"/>
+        <w:rPr>
+          <w:lang w:val="uk-UA"/>
+        </w:rPr>
+      </w:pPr>
+      <w:r>
+        <w:rPr>
+          <w:lang w:val="uk-UA"/>
+        </w:rPr>
+      </w:r>
+    </w:p>
+    <w:p>
+      <w:pPr>
+        <w:pStyle w:val="Code"/>
+        <w:rPr/>
+      </w:pPr>
+      <w:r>
+        <w:rPr/>
+        <w:t>out.println("</w:t>
+      </w:r>
+      <w:r>
+        <w:rPr>
+          <w:lang w:val="uk-UA"/>
+        </w:rPr>
+        <w:t>Тест"</w:t>
+      </w:r>
+      <w:r>
+        <w:rPr/>
+        <w:t>);</w:t>
+      </w:r>
+    </w:p>
+    <w:p>
+      <w:pPr>
+        <w:pStyle w:val="Code"/>
+        <w:rPr/>
+      </w:pPr>
+      <w:r>
+        <w:rPr/>
+        <w:t xml:space="preserve">&gt; </w:t>
+      </w:r>
+      <w:r>
+        <w:rPr>
+          <w:lang w:val="uk-UA"/>
+        </w:rPr>
+        <w:t>Тест</w:t>
+      </w:r>
+    </w:p>
+    <w:p>
+      <w:pPr>
+        <w:pStyle w:val="P1"/>
+        <w:rPr/>
+      </w:pPr>
+      <w:r>
+        <w:rPr/>
       </w:r>
     </w:p>
     <w:sectPr>
@@ -3762,6 +3474,7 @@
     <w:qFormat/>
     <w:pPr>
       <w:widowControl/>
+      <w:suppressAutoHyphens w:val="true"/>
       <w:bidi w:val="0"/>
       <w:spacing w:lineRule="auto" w:line="360" w:before="0" w:after="0"/>
       <w:ind w:firstLine="851"/>
@@ -3773,7 +3486,7 @@
       <w:kern w:val="0"/>
       <w:sz w:val="28"/>
       <w:szCs w:val="28"/>
-      <w:lang w:eastAsia="uk-UA" w:val="uk-UA" w:bidi="ar-SA"/>
+      <w:lang w:val="uk-UA" w:eastAsia="uk-UA" w:bidi="ar-SA"/>
     </w:rPr>
   </w:style>
   <w:style w:type="paragraph" w:styleId="Heading1">
@@ -4098,7 +3811,13 @@
   </w:style>
   <w:style w:type="character" w:styleId="Style13">
     <w:name w:val="Символи кінцевої виноски"/>
-    <w:basedOn w:val="DefaultParagraphFont"/>
+    <w:qFormat/>
+    <w:rPr>
+      <w:vertAlign w:val="superscript"/>
+    </w:rPr>
+  </w:style>
+  <w:style w:type="character" w:styleId="user">
+    <w:name w:val="Символи кінцевої виноски (user)"/>
     <w:qFormat/>
     <w:rPr>
       <w:vertAlign w:val="superscript"/>
@@ -4130,6 +3849,13 @@
       <w:sz w:val="28"/>
       <w:szCs w:val="28"/>
       <w:lang w:eastAsia="uk-UA"/>
+    </w:rPr>
+  </w:style>
+  <w:style w:type="character" w:styleId="FollowedHyperlink">
+    <w:name w:val="FollowedHyperlink"/>
+    <w:rPr>
+      <w:color w:val="800000"/>
+      <w:u w:val="single"/>
     </w:rPr>
   </w:style>
   <w:style w:type="paragraph" w:styleId="Style16">
@@ -4181,6 +3907,32 @@
   </w:style>
   <w:style w:type="paragraph" w:styleId="Style17">
     <w:name w:val="Покажчик"/>
+    <w:basedOn w:val="Normal"/>
+    <w:qFormat/>
+    <w:pPr>
+      <w:suppressLineNumbers/>
+    </w:pPr>
+    <w:rPr>
+      <w:rFonts w:cs="Arial Unicode MS"/>
+    </w:rPr>
+  </w:style>
+  <w:style w:type="paragraph" w:styleId="user1">
+    <w:name w:val="Заголовок (user)"/>
+    <w:basedOn w:val="Normal"/>
+    <w:next w:val="BodyText"/>
+    <w:qFormat/>
+    <w:pPr>
+      <w:keepNext w:val="true"/>
+      <w:spacing w:before="240" w:after="120"/>
+    </w:pPr>
+    <w:rPr>
+      <w:rFonts w:ascii="Liberation Sans" w:hAnsi="Liberation Sans" w:eastAsia="Microsoft YaHei" w:cs="Arial Unicode MS"/>
+      <w:sz w:val="28"/>
+      <w:szCs w:val="28"/>
+    </w:rPr>
+  </w:style>
+  <w:style w:type="paragraph" w:styleId="user2">
+    <w:name w:val="Покажчик (user)"/>
     <w:basedOn w:val="Normal"/>
     <w:qFormat/>
     <w:pPr>
@@ -4436,6 +4188,13 @@
   </w:style>
   <w:style w:type="paragraph" w:styleId="Style18">
     <w:name w:val="Верхній і нижній колонтитули"/>
+    <w:basedOn w:val="Normal"/>
+    <w:qFormat/>
+    <w:pPr/>
+    <w:rPr/>
+  </w:style>
+  <w:style w:type="paragraph" w:styleId="user3">
+    <w:name w:val="Верхній і нижній колонтитули (user)"/>
     <w:basedOn w:val="Normal"/>
     <w:qFormat/>
     <w:pPr/>
